--- a/UTN 2024/Base de datos/Practica MySQL/Esqueletos query.docx
+++ b/UTN 2024/Base de datos/Practica MySQL/Esqueletos query.docx
@@ -7,15 +7,7 @@
         <w:pStyle w:val="Ttulo1"/>
       </w:pPr>
       <w:r>
-        <w:t xml:space="preserve">Esqueleto </w:t>
-      </w:r>
-      <w:proofErr w:type="spellStart"/>
-      <w:r>
-        <w:t>query</w:t>
-      </w:r>
-      <w:proofErr w:type="spellEnd"/>
-      <w:r>
-        <w:t>:</w:t>
+        <w:t>Esqueleto query:</w:t>
       </w:r>
     </w:p>
     <w:p>
@@ -43,126 +35,70 @@
         <w:rPr>
           <w:lang w:val="en-US"/>
         </w:rPr>
-        <w:t xml:space="preserve">FROM </w:t>
-      </w:r>
-      <w:proofErr w:type="spellStart"/>
-      <w:r>
-        <w:rPr>
-          <w:lang w:val="en-US"/>
-        </w:rPr>
-        <w:t>tabla_base</w:t>
-      </w:r>
-      <w:proofErr w:type="spellEnd"/>
-      <w:r>
-        <w:rPr>
-          <w:lang w:val="en-US"/>
-        </w:rPr>
-        <w:t xml:space="preserve"> alias</w:t>
-      </w:r>
-    </w:p>
-    <w:p>
-      <w:pPr>
-        <w:rPr>
-          <w:lang w:val="en-US"/>
-        </w:rPr>
-      </w:pPr>
-      <w:r>
-        <w:rPr>
-          <w:lang w:val="en-US"/>
-        </w:rPr>
-        <w:t xml:space="preserve">  [INNER | LEFT | RIGHT] JOIN tabla2 alias2 ON </w:t>
-      </w:r>
-      <w:proofErr w:type="spellStart"/>
-      <w:r>
-        <w:rPr>
-          <w:lang w:val="en-US"/>
-        </w:rPr>
-        <w:t>condicion_join</w:t>
-      </w:r>
-      <w:proofErr w:type="spellEnd"/>
-    </w:p>
-    <w:p>
-      <w:pPr>
-        <w:rPr>
-          <w:lang w:val="en-US"/>
-        </w:rPr>
-      </w:pPr>
-      <w:r>
-        <w:rPr>
-          <w:lang w:val="en-US"/>
-        </w:rPr>
-        <w:t xml:space="preserve">  [INNER | LEFT | RIGHT] JOIN tabla3 alias3 ON </w:t>
-      </w:r>
-      <w:proofErr w:type="spellStart"/>
-      <w:r>
-        <w:rPr>
-          <w:lang w:val="en-US"/>
-        </w:rPr>
-        <w:t>condicion_join</w:t>
-      </w:r>
-      <w:proofErr w:type="spellEnd"/>
-    </w:p>
-    <w:p>
-      <w:r>
-        <w:t xml:space="preserve">WHERE </w:t>
-      </w:r>
-      <w:proofErr w:type="spellStart"/>
-      <w:r>
-        <w:t>condiciones_fila</w:t>
-      </w:r>
-      <w:proofErr w:type="spellEnd"/>
-    </w:p>
-    <w:p>
-      <w:r>
-        <w:t xml:space="preserve">GROUP BY </w:t>
-      </w:r>
-      <w:proofErr w:type="spellStart"/>
-      <w:r>
-        <w:t>columnas_de_agrupacion</w:t>
-      </w:r>
-      <w:proofErr w:type="spellEnd"/>
-    </w:p>
-    <w:p>
-      <w:pPr>
-        <w:rPr>
-          <w:lang w:val="en-US"/>
-        </w:rPr>
-      </w:pPr>
-      <w:r>
-        <w:rPr>
-          <w:lang w:val="en-US"/>
-        </w:rPr>
-        <w:t xml:space="preserve">HAVING </w:t>
-      </w:r>
-      <w:proofErr w:type="spellStart"/>
-      <w:r>
-        <w:rPr>
-          <w:lang w:val="en-US"/>
-        </w:rPr>
-        <w:t>condiciones_sobre_agregados</w:t>
-      </w:r>
-      <w:proofErr w:type="spellEnd"/>
-    </w:p>
-    <w:p>
-      <w:pPr>
-        <w:rPr>
-          <w:lang w:val="en-US"/>
-        </w:rPr>
-      </w:pPr>
-      <w:r>
-        <w:rPr>
-          <w:lang w:val="en-US"/>
-        </w:rPr>
-        <w:t xml:space="preserve">ORDER BY </w:t>
-      </w:r>
-      <w:proofErr w:type="spellStart"/>
-      <w:r>
-        <w:rPr>
-          <w:lang w:val="en-US"/>
-        </w:rPr>
-        <w:t>columnas_orden</w:t>
-      </w:r>
-      <w:proofErr w:type="spellEnd"/>
+        <w:t>FROM tabla_base alias</w:t>
+      </w:r>
+    </w:p>
+    <w:p>
+      <w:pPr>
+        <w:rPr>
+          <w:lang w:val="en-US"/>
+        </w:rPr>
+      </w:pPr>
+      <w:r>
+        <w:rPr>
+          <w:lang w:val="en-US"/>
+        </w:rPr>
+        <w:t xml:space="preserve">  [INNER | LEFT | RIGHT] JOIN tabla2 alias2 ON condicion_join</w:t>
+      </w:r>
+    </w:p>
+    <w:p>
+      <w:pPr>
+        <w:rPr>
+          <w:lang w:val="en-US"/>
+        </w:rPr>
+      </w:pPr>
+      <w:r>
+        <w:rPr>
+          <w:lang w:val="en-US"/>
+        </w:rPr>
+        <w:t xml:space="preserve">  [INNER | LEFT | RIGHT] JOIN tabla3 alias3 ON condicion_join</w:t>
+      </w:r>
+    </w:p>
+    <w:p>
+      <w:r>
+        <w:t>WHERE condiciones_fila</w:t>
+      </w:r>
+    </w:p>
+    <w:p>
+      <w:r>
+        <w:t>GROUP BY columnas_de_agrupacion</w:t>
+      </w:r>
+    </w:p>
+    <w:p>
+      <w:pPr>
+        <w:rPr>
+          <w:lang w:val="en-US"/>
+        </w:rPr>
+      </w:pPr>
+      <w:r>
+        <w:rPr>
+          <w:lang w:val="en-US"/>
+        </w:rPr>
+        <w:t>HAVING condiciones_sobre_agregados</w:t>
+      </w:r>
+    </w:p>
+    <w:p>
+      <w:pPr>
+        <w:rPr>
+          <w:lang w:val="en-US"/>
+        </w:rPr>
+      </w:pPr>
+      <w:r>
+        <w:rPr>
+          <w:lang w:val="en-US"/>
+        </w:rPr>
+        <w:t>ORDER BY columnas_orden</w:t>
+      </w:r>
     </w:p>
     <w:p>
       <w:pPr>
@@ -228,64 +164,34 @@
         <w:rPr>
           <w:lang w:val="en-US"/>
         </w:rPr>
-        <w:t xml:space="preserve">DROP TRIGGER IF EXISTS </w:t>
-      </w:r>
-      <w:proofErr w:type="spellStart"/>
-      <w:r>
-        <w:rPr>
-          <w:lang w:val="en-US"/>
-        </w:rPr>
-        <w:t>trg_tabla_ai</w:t>
-      </w:r>
-      <w:proofErr w:type="spellEnd"/>
-      <w:r>
-        <w:rPr>
-          <w:lang w:val="en-US"/>
-        </w:rPr>
-        <w:t xml:space="preserve"> $$</w:t>
-      </w:r>
-    </w:p>
-    <w:p>
-      <w:pPr>
-        <w:rPr>
-          <w:lang w:val="en-US"/>
-        </w:rPr>
-      </w:pPr>
-      <w:r>
-        <w:rPr>
-          <w:lang w:val="en-US"/>
-        </w:rPr>
-        <w:t xml:space="preserve">CREATE TRIGGER </w:t>
-      </w:r>
-      <w:proofErr w:type="spellStart"/>
-      <w:r>
-        <w:rPr>
-          <w:lang w:val="en-US"/>
-        </w:rPr>
-        <w:t>trg_tabla_ai</w:t>
-      </w:r>
-      <w:proofErr w:type="spellEnd"/>
-    </w:p>
-    <w:p>
-      <w:pPr>
-        <w:rPr>
-          <w:lang w:val="en-US"/>
-        </w:rPr>
-      </w:pPr>
-      <w:r>
-        <w:rPr>
-          <w:lang w:val="en-US"/>
-        </w:rPr>
-        <w:t xml:space="preserve">AFTER INSERT ON </w:t>
-      </w:r>
-      <w:proofErr w:type="spellStart"/>
-      <w:r>
-        <w:rPr>
-          <w:lang w:val="en-US"/>
-        </w:rPr>
-        <w:t>tabla_objetivo</w:t>
-      </w:r>
-      <w:proofErr w:type="spellEnd"/>
+        <w:t>DROP TRIGGER IF EXISTS trg_tabla_ai $$</w:t>
+      </w:r>
+    </w:p>
+    <w:p>
+      <w:pPr>
+        <w:rPr>
+          <w:lang w:val="en-US"/>
+        </w:rPr>
+      </w:pPr>
+      <w:r>
+        <w:rPr>
+          <w:lang w:val="en-US"/>
+        </w:rPr>
+        <w:t>CREATE TRIGGER trg_tabla_ai</w:t>
+      </w:r>
+    </w:p>
+    <w:p>
+      <w:pPr>
+        <w:rPr>
+          <w:lang w:val="en-US"/>
+        </w:rPr>
+      </w:pPr>
+      <w:r>
+        <w:rPr>
+          <w:lang w:val="en-US"/>
+        </w:rPr>
+        <w:t>AFTER INSERT ON tabla_objetivo</w:t>
+      </w:r>
     </w:p>
     <w:p>
       <w:pPr>
@@ -323,133 +229,33 @@
         <w:rPr>
           <w:lang w:val="en-US"/>
         </w:rPr>
-        <w:t xml:space="preserve">  -- </w:t>
-      </w:r>
-      <w:proofErr w:type="spellStart"/>
-      <w:r>
-        <w:rPr>
-          <w:lang w:val="en-US"/>
-        </w:rPr>
-        <w:t>ejemplo</w:t>
-      </w:r>
-      <w:proofErr w:type="spellEnd"/>
-      <w:r>
-        <w:rPr>
-          <w:lang w:val="en-US"/>
-        </w:rPr>
-        <w:t xml:space="preserve">: </w:t>
-      </w:r>
-      <w:proofErr w:type="spellStart"/>
-      <w:r>
-        <w:rPr>
-          <w:lang w:val="en-US"/>
-        </w:rPr>
-        <w:t>auditoría</w:t>
-      </w:r>
-      <w:proofErr w:type="spellEnd"/>
-    </w:p>
-    <w:p>
-      <w:pPr>
-        <w:rPr>
-          <w:lang w:val="en-US"/>
-        </w:rPr>
-      </w:pPr>
-      <w:r>
-        <w:rPr>
-          <w:lang w:val="en-US"/>
-        </w:rPr>
-        <w:t xml:space="preserve">  INSERT INTO </w:t>
-      </w:r>
-      <w:proofErr w:type="spellStart"/>
-      <w:r>
-        <w:rPr>
-          <w:lang w:val="en-US"/>
-        </w:rPr>
-        <w:t>tabla_</w:t>
-      </w:r>
-      <w:proofErr w:type="gramStart"/>
-      <w:r>
-        <w:rPr>
-          <w:lang w:val="en-US"/>
-        </w:rPr>
-        <w:t>auditoria</w:t>
-      </w:r>
-      <w:proofErr w:type="spellEnd"/>
-      <w:r>
-        <w:rPr>
-          <w:lang w:val="en-US"/>
-        </w:rPr>
-        <w:t>(</w:t>
-      </w:r>
-      <w:proofErr w:type="spellStart"/>
-      <w:proofErr w:type="gramEnd"/>
-      <w:r>
-        <w:rPr>
-          <w:lang w:val="en-US"/>
-        </w:rPr>
-        <w:t>id_ref</w:t>
-      </w:r>
-      <w:proofErr w:type="spellEnd"/>
-      <w:r>
-        <w:rPr>
-          <w:lang w:val="en-US"/>
-        </w:rPr>
-        <w:t xml:space="preserve">, </w:t>
-      </w:r>
-      <w:proofErr w:type="spellStart"/>
-      <w:r>
-        <w:rPr>
-          <w:lang w:val="en-US"/>
-        </w:rPr>
-        <w:t>accion</w:t>
-      </w:r>
-      <w:proofErr w:type="spellEnd"/>
-      <w:r>
-        <w:rPr>
-          <w:lang w:val="en-US"/>
-        </w:rPr>
-        <w:t xml:space="preserve">, </w:t>
-      </w:r>
-      <w:proofErr w:type="spellStart"/>
-      <w:r>
-        <w:rPr>
-          <w:lang w:val="en-US"/>
-        </w:rPr>
-        <w:t>fecha</w:t>
-      </w:r>
-      <w:proofErr w:type="spellEnd"/>
-      <w:r>
-        <w:rPr>
-          <w:lang w:val="en-US"/>
-        </w:rPr>
-        <w:t>)</w:t>
-      </w:r>
-    </w:p>
-    <w:p>
-      <w:pPr>
-        <w:rPr>
-          <w:lang w:val="en-US"/>
-        </w:rPr>
-      </w:pPr>
-      <w:r>
-        <w:rPr>
-          <w:lang w:val="en-US"/>
-        </w:rPr>
-        <w:t xml:space="preserve">  VALUES (NEW.id, 'INSERT', </w:t>
-      </w:r>
-      <w:proofErr w:type="gramStart"/>
-      <w:r>
-        <w:rPr>
-          <w:lang w:val="en-US"/>
-        </w:rPr>
-        <w:t>NOW(</w:t>
-      </w:r>
-      <w:proofErr w:type="gramEnd"/>
-      <w:r>
-        <w:rPr>
-          <w:lang w:val="en-US"/>
-        </w:rPr>
-        <w:t>));</w:t>
+        <w:t xml:space="preserve">  -- ejemplo: auditoría</w:t>
+      </w:r>
+    </w:p>
+    <w:p>
+      <w:pPr>
+        <w:rPr>
+          <w:lang w:val="en-US"/>
+        </w:rPr>
+      </w:pPr>
+      <w:r>
+        <w:rPr>
+          <w:lang w:val="en-US"/>
+        </w:rPr>
+        <w:t xml:space="preserve">  INSERT INTO tabla_auditoria(id_ref, accion, fecha)</w:t>
+      </w:r>
+    </w:p>
+    <w:p>
+      <w:pPr>
+        <w:rPr>
+          <w:lang w:val="en-US"/>
+        </w:rPr>
+      </w:pPr>
+      <w:r>
+        <w:rPr>
+          <w:lang w:val="en-US"/>
+        </w:rPr>
+        <w:t xml:space="preserve">  VALUES (NEW.id, 'INSERT', NOW());</w:t>
       </w:r>
     </w:p>
     <w:p>
@@ -478,14 +284,12 @@
           <w:lang w:val="en-US"/>
         </w:rPr>
       </w:pPr>
-      <w:proofErr w:type="gramStart"/>
       <w:r>
         <w:rPr>
           <w:lang w:val="en-US"/>
         </w:rPr>
         <w:t>DELIMITER ;</w:t>
       </w:r>
-      <w:proofErr w:type="gramEnd"/>
     </w:p>
     <w:p>
       <w:pPr>
@@ -539,110 +343,46 @@
         <w:rPr>
           <w:lang w:val="en-US"/>
         </w:rPr>
-        <w:t xml:space="preserve">DROP FUNCTION IF EXISTS </w:t>
-      </w:r>
-      <w:proofErr w:type="spellStart"/>
-      <w:r>
-        <w:rPr>
-          <w:lang w:val="en-US"/>
-        </w:rPr>
-        <w:t>fn_algo</w:t>
-      </w:r>
-      <w:proofErr w:type="spellEnd"/>
-      <w:r>
-        <w:rPr>
-          <w:lang w:val="en-US"/>
-        </w:rPr>
-        <w:t xml:space="preserve"> $$</w:t>
-      </w:r>
-    </w:p>
-    <w:p>
-      <w:pPr>
-        <w:rPr>
-          <w:lang w:val="en-US"/>
-        </w:rPr>
-      </w:pPr>
-      <w:r>
-        <w:rPr>
-          <w:lang w:val="en-US"/>
-        </w:rPr>
-        <w:t xml:space="preserve">CREATE FUNCTION </w:t>
-      </w:r>
-      <w:proofErr w:type="spellStart"/>
-      <w:r>
-        <w:rPr>
-          <w:lang w:val="en-US"/>
-        </w:rPr>
-        <w:t>fn_</w:t>
-      </w:r>
-      <w:proofErr w:type="gramStart"/>
-      <w:r>
-        <w:rPr>
-          <w:lang w:val="en-US"/>
-        </w:rPr>
-        <w:t>algo</w:t>
-      </w:r>
-      <w:proofErr w:type="spellEnd"/>
-      <w:r>
-        <w:rPr>
-          <w:lang w:val="en-US"/>
-        </w:rPr>
-        <w:t>(</w:t>
-      </w:r>
-      <w:proofErr w:type="spellStart"/>
-      <w:proofErr w:type="gramEnd"/>
-      <w:r>
-        <w:rPr>
-          <w:lang w:val="en-US"/>
-        </w:rPr>
-        <w:t>p_id</w:t>
-      </w:r>
-      <w:proofErr w:type="spellEnd"/>
-      <w:r>
-        <w:rPr>
-          <w:lang w:val="en-US"/>
-        </w:rPr>
-        <w:t xml:space="preserve"> INT)</w:t>
-      </w:r>
-    </w:p>
-    <w:p>
-      <w:pPr>
-        <w:rPr>
-          <w:lang w:val="en-US"/>
-        </w:rPr>
-      </w:pPr>
-      <w:r>
-        <w:rPr>
-          <w:lang w:val="en-US"/>
-        </w:rPr>
-        <w:t xml:space="preserve">RETURNS </w:t>
-      </w:r>
-      <w:proofErr w:type="gramStart"/>
-      <w:r>
-        <w:rPr>
-          <w:lang w:val="en-US"/>
-        </w:rPr>
-        <w:t>DECIMAL(</w:t>
-      </w:r>
-      <w:proofErr w:type="gramEnd"/>
-      <w:r>
-        <w:rPr>
-          <w:lang w:val="en-US"/>
-        </w:rPr>
-        <w:t>10,2)</w:t>
-      </w:r>
-    </w:p>
-    <w:p>
-      <w:pPr>
-        <w:rPr>
-          <w:lang w:val="en-US"/>
-        </w:rPr>
-      </w:pPr>
-      <w:r>
-        <w:rPr>
-          <w:lang w:val="en-US"/>
-        </w:rPr>
-        <w:t>DETERMINISTIC</w:t>
+        <w:t>DROP FUNCTION IF EXISTS fn_algo $$</w:t>
+      </w:r>
+    </w:p>
+    <w:p>
+      <w:pPr>
+        <w:rPr>
+          <w:lang w:val="en-US"/>
+        </w:rPr>
+      </w:pPr>
+      <w:r>
+        <w:rPr>
+          <w:lang w:val="en-US"/>
+        </w:rPr>
+        <w:t>CREATE FUNCTION fn_algo(p_id INT)</w:t>
+      </w:r>
+    </w:p>
+    <w:p>
+      <w:pPr>
+        <w:rPr>
+          <w:lang w:val="en-US"/>
+        </w:rPr>
+      </w:pPr>
+      <w:r>
+        <w:rPr>
+          <w:lang w:val="en-US"/>
+        </w:rPr>
+        <w:t>RETURNS DECIMAL(10,2)</w:t>
+      </w:r>
+    </w:p>
+    <w:p>
+      <w:pPr>
+        <w:rPr>
+          <w:lang w:val="en-US"/>
+        </w:rPr>
+      </w:pPr>
+      <w:r>
+        <w:rPr>
+          <w:lang w:val="en-US"/>
+        </w:rPr>
+        <w:t>READS SQL DATA</w:t>
       </w:r>
     </w:p>
     <w:p>
@@ -668,175 +408,73 @@
         <w:rPr>
           <w:lang w:val="en-US"/>
         </w:rPr>
-        <w:t xml:space="preserve">  DECLARE </w:t>
-      </w:r>
-      <w:proofErr w:type="spellStart"/>
-      <w:r>
-        <w:rPr>
-          <w:lang w:val="en-US"/>
-        </w:rPr>
-        <w:t>v_result</w:t>
-      </w:r>
-      <w:proofErr w:type="spellEnd"/>
-      <w:r>
-        <w:rPr>
-          <w:lang w:val="en-US"/>
-        </w:rPr>
-        <w:t xml:space="preserve"> </w:t>
-      </w:r>
-      <w:proofErr w:type="gramStart"/>
-      <w:r>
-        <w:rPr>
-          <w:lang w:val="en-US"/>
-        </w:rPr>
-        <w:t>DECIMAL(</w:t>
-      </w:r>
-      <w:proofErr w:type="gramEnd"/>
-      <w:r>
-        <w:rPr>
-          <w:lang w:val="en-US"/>
-        </w:rPr>
-        <w:t>10,2);</w:t>
-      </w:r>
-    </w:p>
-    <w:p>
-      <w:pPr>
-        <w:rPr>
-          <w:lang w:val="en-US"/>
-        </w:rPr>
-      </w:pPr>
-    </w:p>
-    <w:p>
-      <w:pPr>
-        <w:rPr>
-          <w:lang w:val="en-US"/>
-        </w:rPr>
-      </w:pPr>
-      <w:r>
-        <w:rPr>
-          <w:lang w:val="en-US"/>
-        </w:rPr>
-        <w:t xml:space="preserve">  SELECT </w:t>
-      </w:r>
-      <w:proofErr w:type="gramStart"/>
-      <w:r>
-        <w:rPr>
-          <w:lang w:val="en-US"/>
-        </w:rPr>
-        <w:t>SUM(</w:t>
-      </w:r>
-      <w:proofErr w:type="spellStart"/>
-      <w:proofErr w:type="gramEnd"/>
-      <w:r>
-        <w:rPr>
-          <w:lang w:val="en-US"/>
-        </w:rPr>
-        <w:t>col_monto</w:t>
-      </w:r>
-      <w:proofErr w:type="spellEnd"/>
-      <w:r>
-        <w:rPr>
-          <w:lang w:val="en-US"/>
-        </w:rPr>
-        <w:t xml:space="preserve">) INTO </w:t>
-      </w:r>
-      <w:proofErr w:type="spellStart"/>
-      <w:r>
-        <w:rPr>
-          <w:lang w:val="en-US"/>
-        </w:rPr>
-        <w:t>v_result</w:t>
-      </w:r>
-      <w:proofErr w:type="spellEnd"/>
-    </w:p>
-    <w:p>
-      <w:pPr>
-        <w:rPr>
-          <w:lang w:val="en-US"/>
-        </w:rPr>
-      </w:pPr>
-      <w:r>
-        <w:rPr>
-          <w:lang w:val="en-US"/>
-        </w:rPr>
-        <w:t xml:space="preserve">  FROM </w:t>
-      </w:r>
-      <w:proofErr w:type="spellStart"/>
-      <w:r>
-        <w:rPr>
-          <w:lang w:val="en-US"/>
-        </w:rPr>
-        <w:t>tabla</w:t>
-      </w:r>
-      <w:proofErr w:type="spellEnd"/>
-    </w:p>
-    <w:p>
-      <w:pPr>
-        <w:rPr>
-          <w:lang w:val="en-US"/>
-        </w:rPr>
-      </w:pPr>
-      <w:r>
-        <w:rPr>
-          <w:lang w:val="en-US"/>
-        </w:rPr>
-        <w:t xml:space="preserve">  WHERE id = </w:t>
-      </w:r>
-      <w:proofErr w:type="spellStart"/>
-      <w:r>
-        <w:rPr>
-          <w:lang w:val="en-US"/>
-        </w:rPr>
-        <w:t>p_id</w:t>
-      </w:r>
-      <w:proofErr w:type="spellEnd"/>
-      <w:r>
-        <w:rPr>
-          <w:lang w:val="en-US"/>
-        </w:rPr>
-        <w:t>;</w:t>
-      </w:r>
-    </w:p>
-    <w:p>
-      <w:pPr>
-        <w:rPr>
-          <w:lang w:val="en-US"/>
-        </w:rPr>
-      </w:pPr>
-    </w:p>
-    <w:p>
-      <w:pPr>
-        <w:rPr>
-          <w:lang w:val="en-US"/>
-        </w:rPr>
-      </w:pPr>
-      <w:r>
-        <w:rPr>
-          <w:lang w:val="en-US"/>
-        </w:rPr>
-        <w:t xml:space="preserve">  RETURN </w:t>
-      </w:r>
-      <w:proofErr w:type="gramStart"/>
-      <w:r>
-        <w:rPr>
-          <w:lang w:val="en-US"/>
-        </w:rPr>
-        <w:t>IFNULL(</w:t>
-      </w:r>
-      <w:proofErr w:type="spellStart"/>
-      <w:proofErr w:type="gramEnd"/>
-      <w:r>
-        <w:rPr>
-          <w:lang w:val="en-US"/>
-        </w:rPr>
-        <w:t>v_result</w:t>
-      </w:r>
-      <w:proofErr w:type="spellEnd"/>
-      <w:r>
-        <w:rPr>
-          <w:lang w:val="en-US"/>
-        </w:rPr>
-        <w:t>, 0);</w:t>
+        <w:t xml:space="preserve">  DECLARE v_result DECIMAL(10,2);</w:t>
+      </w:r>
+    </w:p>
+    <w:p>
+      <w:pPr>
+        <w:rPr>
+          <w:lang w:val="en-US"/>
+        </w:rPr>
+      </w:pPr>
+    </w:p>
+    <w:p>
+      <w:pPr>
+        <w:rPr>
+          <w:lang w:val="en-US"/>
+        </w:rPr>
+      </w:pPr>
+      <w:r>
+        <w:rPr>
+          <w:lang w:val="en-US"/>
+        </w:rPr>
+        <w:t xml:space="preserve">  SELECT SUM(col_monto) INTO v_result</w:t>
+      </w:r>
+    </w:p>
+    <w:p>
+      <w:pPr>
+        <w:rPr>
+          <w:lang w:val="en-US"/>
+        </w:rPr>
+      </w:pPr>
+      <w:r>
+        <w:rPr>
+          <w:lang w:val="en-US"/>
+        </w:rPr>
+        <w:t xml:space="preserve">  FROM tabla</w:t>
+      </w:r>
+    </w:p>
+    <w:p>
+      <w:pPr>
+        <w:rPr>
+          <w:lang w:val="en-US"/>
+        </w:rPr>
+      </w:pPr>
+      <w:r>
+        <w:rPr>
+          <w:lang w:val="en-US"/>
+        </w:rPr>
+        <w:t xml:space="preserve">  WHERE id = p_id;</w:t>
+      </w:r>
+    </w:p>
+    <w:p>
+      <w:pPr>
+        <w:rPr>
+          <w:lang w:val="en-US"/>
+        </w:rPr>
+      </w:pPr>
+    </w:p>
+    <w:p>
+      <w:pPr>
+        <w:rPr>
+          <w:lang w:val="en-US"/>
+        </w:rPr>
+      </w:pPr>
+      <w:r>
+        <w:rPr>
+          <w:lang w:val="en-US"/>
+        </w:rPr>
+        <w:t xml:space="preserve">  RETURN IFNULL(v_result, 0);</w:t>
       </w:r>
     </w:p>
     <w:p>
@@ -860,11 +498,9 @@
       </w:pPr>
     </w:p>
     <w:p>
-      <w:proofErr w:type="gramStart"/>
       <w:r>
         <w:t>DELIMITER ;</w:t>
       </w:r>
-      <w:proofErr w:type="gramEnd"/>
     </w:p>
     <w:p/>
     <w:p>
@@ -896,21 +532,7 @@
         <w:rPr>
           <w:lang w:val="en-US"/>
         </w:rPr>
-        <w:t xml:space="preserve">UPDATE </w:t>
-      </w:r>
-      <w:proofErr w:type="spellStart"/>
-      <w:r>
-        <w:rPr>
-          <w:lang w:val="en-US"/>
-        </w:rPr>
-        <w:t>tabla</w:t>
-      </w:r>
-      <w:proofErr w:type="spellEnd"/>
-      <w:r>
-        <w:rPr>
-          <w:lang w:val="en-US"/>
-        </w:rPr>
-        <w:t xml:space="preserve"> SET col = 'X' WHERE id = 1;</w:t>
+        <w:t>UPDATE tabla SET col = 'X' WHERE id = 1;</w:t>
       </w:r>
     </w:p>
     <w:p>
@@ -947,15 +569,7 @@
     <w:p>
       <w:r>
         <w:lastRenderedPageBreak/>
-        <w:t>-- si algo salió mal (</w:t>
-      </w:r>
-      <w:proofErr w:type="spellStart"/>
-      <w:r>
-        <w:t>ejecutás</w:t>
-      </w:r>
-      <w:proofErr w:type="spellEnd"/>
-      <w:r>
-        <w:t xml:space="preserve"> esto en vez de COMMIT)</w:t>
+        <w:t>-- si algo salió mal (ejecutás esto en vez de COMMIT)</w:t>
       </w:r>
     </w:p>
     <w:p>
@@ -1002,21 +616,7 @@
         <w:rPr>
           <w:lang w:val="en-US"/>
         </w:rPr>
-        <w:t xml:space="preserve">TRUNCATE TABLE </w:t>
-      </w:r>
-      <w:proofErr w:type="spellStart"/>
-      <w:r>
-        <w:rPr>
-          <w:lang w:val="en-US"/>
-        </w:rPr>
-        <w:t>tabla</w:t>
-      </w:r>
-      <w:proofErr w:type="spellEnd"/>
-      <w:r>
-        <w:rPr>
-          <w:lang w:val="en-US"/>
-        </w:rPr>
-        <w:t>;</w:t>
+        <w:t>TRUNCATE TABLE tabla;</w:t>
       </w:r>
     </w:p>
     <w:p>
@@ -1050,42 +650,20 @@
         <w:rPr>
           <w:lang w:val="en-US"/>
         </w:rPr>
-        <w:t xml:space="preserve">DELETE FROM </w:t>
-      </w:r>
-      <w:proofErr w:type="spellStart"/>
-      <w:r>
-        <w:rPr>
-          <w:lang w:val="en-US"/>
-        </w:rPr>
-        <w:t>tabla</w:t>
-      </w:r>
-      <w:proofErr w:type="spellEnd"/>
-    </w:p>
-    <w:p>
-      <w:pPr>
-        <w:rPr>
-          <w:lang w:val="en-US"/>
-        </w:rPr>
-      </w:pPr>
-      <w:r>
-        <w:rPr>
-          <w:lang w:val="en-US"/>
-        </w:rPr>
-        <w:t xml:space="preserve">WHERE </w:t>
-      </w:r>
-      <w:proofErr w:type="spellStart"/>
-      <w:r>
-        <w:rPr>
-          <w:lang w:val="en-US"/>
-        </w:rPr>
-        <w:t>condicion</w:t>
-      </w:r>
-      <w:proofErr w:type="spellEnd"/>
-      <w:r>
-        <w:rPr>
-          <w:lang w:val="en-US"/>
-        </w:rPr>
-        <w:t>;</w:t>
+        <w:t>DELETE FROM tabla</w:t>
+      </w:r>
+    </w:p>
+    <w:p>
+      <w:pPr>
+        <w:rPr>
+          <w:lang w:val="en-US"/>
+        </w:rPr>
+      </w:pPr>
+      <w:r>
+        <w:rPr>
+          <w:lang w:val="en-US"/>
+        </w:rPr>
+        <w:t>WHERE condicion;</w:t>
       </w:r>
     </w:p>
     <w:p>
@@ -1119,21 +697,7 @@
         <w:rPr>
           <w:lang w:val="en-US"/>
         </w:rPr>
-        <w:t xml:space="preserve">INSERT INTO </w:t>
-      </w:r>
-      <w:proofErr w:type="spellStart"/>
-      <w:r>
-        <w:rPr>
-          <w:lang w:val="en-US"/>
-        </w:rPr>
-        <w:t>tabla</w:t>
-      </w:r>
-      <w:proofErr w:type="spellEnd"/>
-      <w:r>
-        <w:rPr>
-          <w:lang w:val="en-US"/>
-        </w:rPr>
-        <w:t xml:space="preserve"> (col1, col2, col3)</w:t>
+        <w:t>INSERT INTO tabla (col1, col2, col3)</w:t>
       </w:r>
     </w:p>
     <w:p>
@@ -1144,98 +708,46 @@
     <w:p/>
     <w:p>
       <w:r>
-        <w:t xml:space="preserve">INSERT INTO </w:t>
-      </w:r>
-      <w:proofErr w:type="spellStart"/>
-      <w:r>
-        <w:t>tabla_destino</w:t>
-      </w:r>
-      <w:proofErr w:type="spellEnd"/>
-      <w:r>
-        <w:t xml:space="preserve"> (col1, col2)</w:t>
-      </w:r>
-    </w:p>
-    <w:p>
-      <w:pPr>
-        <w:rPr>
-          <w:lang w:val="en-US"/>
-        </w:rPr>
-      </w:pPr>
-      <w:r>
-        <w:rPr>
-          <w:lang w:val="en-US"/>
-        </w:rPr>
-        <w:t xml:space="preserve">SELECT </w:t>
-      </w:r>
-      <w:proofErr w:type="spellStart"/>
-      <w:r>
-        <w:rPr>
-          <w:lang w:val="en-US"/>
-        </w:rPr>
-        <w:t>colA</w:t>
-      </w:r>
-      <w:proofErr w:type="spellEnd"/>
-      <w:r>
-        <w:rPr>
-          <w:lang w:val="en-US"/>
-        </w:rPr>
-        <w:t xml:space="preserve">, </w:t>
-      </w:r>
-      <w:proofErr w:type="spellStart"/>
-      <w:r>
-        <w:rPr>
-          <w:lang w:val="en-US"/>
-        </w:rPr>
-        <w:t>colB</w:t>
-      </w:r>
-      <w:proofErr w:type="spellEnd"/>
-    </w:p>
-    <w:p>
-      <w:pPr>
-        <w:rPr>
-          <w:lang w:val="en-US"/>
-        </w:rPr>
-      </w:pPr>
-      <w:r>
-        <w:rPr>
-          <w:lang w:val="en-US"/>
-        </w:rPr>
-        <w:t xml:space="preserve">FROM </w:t>
-      </w:r>
-      <w:proofErr w:type="spellStart"/>
-      <w:r>
-        <w:rPr>
-          <w:lang w:val="en-US"/>
-        </w:rPr>
-        <w:t>tabla_origen</w:t>
-      </w:r>
-      <w:proofErr w:type="spellEnd"/>
-    </w:p>
-    <w:p>
-      <w:pPr>
-        <w:rPr>
-          <w:lang w:val="en-US"/>
-        </w:rPr>
-      </w:pPr>
-      <w:r>
-        <w:rPr>
-          <w:lang w:val="en-US"/>
-        </w:rPr>
-        <w:t xml:space="preserve">WHERE </w:t>
-      </w:r>
-      <w:proofErr w:type="spellStart"/>
-      <w:r>
-        <w:rPr>
-          <w:lang w:val="en-US"/>
-        </w:rPr>
-        <w:t>condicion</w:t>
-      </w:r>
-      <w:proofErr w:type="spellEnd"/>
-      <w:r>
-        <w:rPr>
-          <w:lang w:val="en-US"/>
-        </w:rPr>
-        <w:t>;</w:t>
+        <w:t>INSERT INTO tabla_destino (col1, col2)</w:t>
+      </w:r>
+    </w:p>
+    <w:p>
+      <w:pPr>
+        <w:rPr>
+          <w:lang w:val="en-US"/>
+        </w:rPr>
+      </w:pPr>
+      <w:r>
+        <w:rPr>
+          <w:lang w:val="en-US"/>
+        </w:rPr>
+        <w:t>SELECT colA, colB</w:t>
+      </w:r>
+    </w:p>
+    <w:p>
+      <w:pPr>
+        <w:rPr>
+          <w:lang w:val="en-US"/>
+        </w:rPr>
+      </w:pPr>
+      <w:r>
+        <w:rPr>
+          <w:lang w:val="en-US"/>
+        </w:rPr>
+        <w:t>FROM tabla_origen</w:t>
+      </w:r>
+    </w:p>
+    <w:p>
+      <w:pPr>
+        <w:rPr>
+          <w:lang w:val="en-US"/>
+        </w:rPr>
+      </w:pPr>
+      <w:r>
+        <w:rPr>
+          <w:lang w:val="en-US"/>
+        </w:rPr>
+        <w:t>WHERE condicion;</w:t>
       </w:r>
     </w:p>
     <w:p>
@@ -1260,38 +772,17 @@
     </w:p>
     <w:p>
       <w:r>
-        <w:t xml:space="preserve">SET col1 = </w:t>
-      </w:r>
-      <w:proofErr w:type="spellStart"/>
-      <w:r>
-        <w:t>nuevo_valor</w:t>
-      </w:r>
-      <w:proofErr w:type="spellEnd"/>
-      <w:r>
-        <w:t>,</w:t>
-      </w:r>
-    </w:p>
-    <w:p>
-      <w:r>
-        <w:t xml:space="preserve">    col2 = </w:t>
-      </w:r>
-      <w:proofErr w:type="spellStart"/>
-      <w:r>
-        <w:t>otro_valor</w:t>
-      </w:r>
-      <w:proofErr w:type="spellEnd"/>
-    </w:p>
-    <w:p>
-      <w:r>
-        <w:t xml:space="preserve">WHERE </w:t>
-      </w:r>
-      <w:proofErr w:type="spellStart"/>
-      <w:r>
-        <w:t>condicion</w:t>
-      </w:r>
-      <w:proofErr w:type="spellEnd"/>
-      <w:r>
-        <w:t>;</w:t>
+        <w:t>SET col1 = nuevo_valor,</w:t>
+      </w:r>
+    </w:p>
+    <w:p>
+      <w:r>
+        <w:t xml:space="preserve">    col2 = otro_valor</w:t>
+      </w:r>
+    </w:p>
+    <w:p>
+      <w:r>
+        <w:t>WHERE condicion;</w:t>
       </w:r>
     </w:p>
     <w:p/>
@@ -1306,92 +797,34 @@
         <w:rPr>
           <w:lang w:val="en-US"/>
         </w:rPr>
-        <w:t xml:space="preserve">UPDATE </w:t>
-      </w:r>
-      <w:proofErr w:type="spellStart"/>
-      <w:r>
-        <w:rPr>
-          <w:lang w:val="en-US"/>
-        </w:rPr>
-        <w:t>tabla</w:t>
-      </w:r>
-      <w:proofErr w:type="spellEnd"/>
-      <w:r>
-        <w:rPr>
-          <w:lang w:val="en-US"/>
-        </w:rPr>
-        <w:t xml:space="preserve"> t</w:t>
-      </w:r>
-    </w:p>
-    <w:p>
-      <w:pPr>
-        <w:rPr>
-          <w:lang w:val="en-US"/>
-        </w:rPr>
-      </w:pPr>
-      <w:r>
-        <w:rPr>
-          <w:lang w:val="en-US"/>
-        </w:rPr>
-        <w:t xml:space="preserve">JOIN </w:t>
-      </w:r>
-      <w:proofErr w:type="spellStart"/>
-      <w:r>
-        <w:rPr>
-          <w:lang w:val="en-US"/>
-        </w:rPr>
-        <w:t>otra</w:t>
-      </w:r>
-      <w:proofErr w:type="spellEnd"/>
-      <w:r>
-        <w:rPr>
-          <w:lang w:val="en-US"/>
-        </w:rPr>
-        <w:t xml:space="preserve"> o ON o.id = </w:t>
-      </w:r>
-      <w:proofErr w:type="spellStart"/>
-      <w:r>
-        <w:rPr>
-          <w:lang w:val="en-US"/>
-        </w:rPr>
-        <w:t>t.id_otro</w:t>
-      </w:r>
-      <w:proofErr w:type="spellEnd"/>
-    </w:p>
-    <w:p>
-      <w:pPr>
-        <w:rPr>
-          <w:lang w:val="en-US"/>
-        </w:rPr>
-      </w:pPr>
-      <w:r>
-        <w:rPr>
-          <w:lang w:val="en-US"/>
-        </w:rPr>
-        <w:t xml:space="preserve">SET </w:t>
-      </w:r>
-      <w:proofErr w:type="spellStart"/>
-      <w:r>
-        <w:rPr>
-          <w:lang w:val="en-US"/>
-        </w:rPr>
-        <w:t>t.col</w:t>
-      </w:r>
-      <w:proofErr w:type="spellEnd"/>
-      <w:r>
-        <w:rPr>
-          <w:lang w:val="en-US"/>
-        </w:rPr>
-        <w:t xml:space="preserve"> = </w:t>
-      </w:r>
-      <w:proofErr w:type="spellStart"/>
-      <w:r>
-        <w:rPr>
-          <w:lang w:val="en-US"/>
-        </w:rPr>
-        <w:t>o.col_ref</w:t>
-      </w:r>
-      <w:proofErr w:type="spellEnd"/>
+        <w:t>UPDATE tabla t</w:t>
+      </w:r>
+    </w:p>
+    <w:p>
+      <w:pPr>
+        <w:rPr>
+          <w:lang w:val="en-US"/>
+        </w:rPr>
+      </w:pPr>
+      <w:r>
+        <w:rPr>
+          <w:lang w:val="en-US"/>
+        </w:rPr>
+        <w:t>JOIN otra o ON o.id = t.id_otro</w:t>
+      </w:r>
+    </w:p>
+    <w:p>
+      <w:pPr>
+        <w:rPr>
+          <w:lang w:val="en-US"/>
+        </w:rPr>
+      </w:pPr>
+      <w:r>
+        <w:rPr>
+          <w:lang w:val="en-US"/>
+        </w:rPr>
+        <w:t>SET t.col = o.col_ref</w:t>
+      </w:r>
     </w:p>
     <w:p>
       <w:pPr>
@@ -1404,21 +837,7 @@
           <w:lang w:val="en-US"/>
         </w:rPr>
         <w:lastRenderedPageBreak/>
-        <w:t xml:space="preserve">WHERE </w:t>
-      </w:r>
-      <w:proofErr w:type="spellStart"/>
-      <w:r>
-        <w:rPr>
-          <w:lang w:val="en-US"/>
-        </w:rPr>
-        <w:t>condicion</w:t>
-      </w:r>
-      <w:proofErr w:type="spellEnd"/>
-      <w:r>
-        <w:rPr>
-          <w:lang w:val="en-US"/>
-        </w:rPr>
-        <w:t>;</w:t>
+        <w:t>WHERE condicion;</w:t>
       </w:r>
     </w:p>
     <w:p>
@@ -1465,90 +884,20 @@
         <w:rPr>
           <w:lang w:val="en-US"/>
         </w:rPr>
-        <w:t xml:space="preserve">DROP PROCEDURE IF EXISTS </w:t>
-      </w:r>
-      <w:proofErr w:type="spellStart"/>
-      <w:r>
-        <w:rPr>
-          <w:lang w:val="en-US"/>
-        </w:rPr>
-        <w:t>sp_algo</w:t>
-      </w:r>
-      <w:proofErr w:type="spellEnd"/>
-      <w:r>
-        <w:rPr>
-          <w:lang w:val="en-US"/>
-        </w:rPr>
-        <w:t xml:space="preserve"> $$</w:t>
-      </w:r>
-    </w:p>
-    <w:p>
-      <w:pPr>
-        <w:rPr>
-          <w:lang w:val="en-US"/>
-        </w:rPr>
-      </w:pPr>
-      <w:r>
-        <w:rPr>
-          <w:lang w:val="en-US"/>
-        </w:rPr>
-        <w:t xml:space="preserve">CREATE PROCEDURE </w:t>
-      </w:r>
-      <w:proofErr w:type="spellStart"/>
-      <w:r>
-        <w:rPr>
-          <w:lang w:val="en-US"/>
-        </w:rPr>
-        <w:t>sp_</w:t>
-      </w:r>
-      <w:proofErr w:type="gramStart"/>
-      <w:r>
-        <w:rPr>
-          <w:lang w:val="en-US"/>
-        </w:rPr>
-        <w:t>algo</w:t>
-      </w:r>
-      <w:proofErr w:type="spellEnd"/>
-      <w:r>
-        <w:rPr>
-          <w:lang w:val="en-US"/>
-        </w:rPr>
-        <w:t>(</w:t>
-      </w:r>
-      <w:proofErr w:type="gramEnd"/>
-      <w:r>
-        <w:rPr>
-          <w:lang w:val="en-US"/>
-        </w:rPr>
-        <w:t xml:space="preserve">IN </w:t>
-      </w:r>
-      <w:proofErr w:type="spellStart"/>
-      <w:r>
-        <w:rPr>
-          <w:lang w:val="en-US"/>
-        </w:rPr>
-        <w:t>p_id</w:t>
-      </w:r>
-      <w:proofErr w:type="spellEnd"/>
-      <w:r>
-        <w:rPr>
-          <w:lang w:val="en-US"/>
-        </w:rPr>
-        <w:t xml:space="preserve"> INT, OUT </w:t>
-      </w:r>
-      <w:proofErr w:type="spellStart"/>
-      <w:r>
-        <w:rPr>
-          <w:lang w:val="en-US"/>
-        </w:rPr>
-        <w:t>p_total</w:t>
-      </w:r>
-      <w:proofErr w:type="spellEnd"/>
-      <w:r>
-        <w:rPr>
-          <w:lang w:val="en-US"/>
-        </w:rPr>
-        <w:t xml:space="preserve"> INT)</w:t>
+        <w:t>DROP PROCEDURE IF EXISTS sp_algo $$</w:t>
+      </w:r>
+    </w:p>
+    <w:p>
+      <w:pPr>
+        <w:rPr>
+          <w:lang w:val="en-US"/>
+        </w:rPr>
+      </w:pPr>
+      <w:r>
+        <w:rPr>
+          <w:lang w:val="en-US"/>
+        </w:rPr>
+        <w:t>CREATE PROCEDURE sp_algo(IN p_id INT, OUT p_total INT)</w:t>
       </w:r>
     </w:p>
     <w:p>
@@ -1574,77 +923,33 @@
         <w:rPr>
           <w:lang w:val="en-US"/>
         </w:rPr>
-        <w:t xml:space="preserve">  SELECT </w:t>
-      </w:r>
-      <w:proofErr w:type="gramStart"/>
-      <w:r>
-        <w:rPr>
-          <w:lang w:val="en-US"/>
-        </w:rPr>
-        <w:t>COUNT(</w:t>
-      </w:r>
-      <w:proofErr w:type="gramEnd"/>
-      <w:r>
-        <w:rPr>
-          <w:lang w:val="en-US"/>
-        </w:rPr>
-        <w:t xml:space="preserve">*) INTO </w:t>
-      </w:r>
-      <w:proofErr w:type="spellStart"/>
-      <w:r>
-        <w:rPr>
-          <w:lang w:val="en-US"/>
-        </w:rPr>
-        <w:t>p_total</w:t>
-      </w:r>
-      <w:proofErr w:type="spellEnd"/>
-    </w:p>
-    <w:p>
-      <w:pPr>
-        <w:rPr>
-          <w:lang w:val="en-US"/>
-        </w:rPr>
-      </w:pPr>
-      <w:r>
-        <w:rPr>
-          <w:lang w:val="en-US"/>
-        </w:rPr>
-        <w:t xml:space="preserve">  FROM </w:t>
-      </w:r>
-      <w:proofErr w:type="spellStart"/>
-      <w:r>
-        <w:rPr>
-          <w:lang w:val="en-US"/>
-        </w:rPr>
-        <w:t>tabla</w:t>
-      </w:r>
-      <w:proofErr w:type="spellEnd"/>
-    </w:p>
-    <w:p>
-      <w:pPr>
-        <w:rPr>
-          <w:lang w:val="en-US"/>
-        </w:rPr>
-      </w:pPr>
-      <w:r>
-        <w:rPr>
-          <w:lang w:val="en-US"/>
-        </w:rPr>
-        <w:t xml:space="preserve">  WHERE id = </w:t>
-      </w:r>
-      <w:proofErr w:type="spellStart"/>
-      <w:r>
-        <w:rPr>
-          <w:lang w:val="en-US"/>
-        </w:rPr>
-        <w:t>p_id</w:t>
-      </w:r>
-      <w:proofErr w:type="spellEnd"/>
-      <w:r>
-        <w:rPr>
-          <w:lang w:val="en-US"/>
-        </w:rPr>
-        <w:t>;</w:t>
+        <w:t xml:space="preserve">  SELECT COUNT(*) INTO p_total</w:t>
+      </w:r>
+    </w:p>
+    <w:p>
+      <w:pPr>
+        <w:rPr>
+          <w:lang w:val="en-US"/>
+        </w:rPr>
+      </w:pPr>
+      <w:r>
+        <w:rPr>
+          <w:lang w:val="en-US"/>
+        </w:rPr>
+        <w:t xml:space="preserve">  FROM tabla</w:t>
+      </w:r>
+    </w:p>
+    <w:p>
+      <w:pPr>
+        <w:rPr>
+          <w:lang w:val="en-US"/>
+        </w:rPr>
+      </w:pPr>
+      <w:r>
+        <w:rPr>
+          <w:lang w:val="en-US"/>
+        </w:rPr>
+        <w:t xml:space="preserve">  WHERE id = p_id;</w:t>
       </w:r>
     </w:p>
     <w:p>
@@ -1668,11 +973,9 @@
       </w:pPr>
     </w:p>
     <w:p>
-      <w:proofErr w:type="gramStart"/>
       <w:r>
         <w:t>DELIMITER ;</w:t>
       </w:r>
-      <w:proofErr w:type="gramEnd"/>
     </w:p>
     <w:p/>
     <w:p>
@@ -1682,23 +985,7 @@
     </w:p>
     <w:p>
       <w:r>
-        <w:t xml:space="preserve">CALL </w:t>
-      </w:r>
-      <w:proofErr w:type="spellStart"/>
-      <w:r>
-        <w:t>sp_</w:t>
-      </w:r>
-      <w:proofErr w:type="gramStart"/>
-      <w:r>
-        <w:t>algo</w:t>
-      </w:r>
-      <w:proofErr w:type="spellEnd"/>
-      <w:r>
-        <w:t>(</w:t>
-      </w:r>
-      <w:proofErr w:type="gramEnd"/>
-      <w:r>
-        <w:t>10, @total);</w:t>
+        <w:t>CALL sp_algo(10, @total);</w:t>
       </w:r>
     </w:p>
     <w:p>
@@ -1721,243 +1008,121 @@
     </w:p>
     <w:p>
       <w:r>
-        <w:t xml:space="preserve">alter table </w:t>
-      </w:r>
-      <w:proofErr w:type="spellStart"/>
-      <w:r>
-        <w:t>nombre_tabla</w:t>
-      </w:r>
-      <w:proofErr w:type="spellEnd"/>
+        <w:t>alter table nombre_tabla</w:t>
+      </w:r>
     </w:p>
     <w:p>
       <w:r>
         <w:tab/>
-      </w:r>
-      <w:proofErr w:type="spellStart"/>
-      <w:r>
+        <w:t>add column nueva_columna int;</w:t>
+      </w:r>
+    </w:p>
+    <w:p>
+      <w:pPr>
+        <w:rPr>
+          <w:lang w:val="en-US"/>
+        </w:rPr>
+      </w:pPr>
+      <w:r>
+        <w:tab/>
+      </w:r>
+      <w:r>
+        <w:rPr>
+          <w:lang w:val="en-US"/>
+        </w:rPr>
+        <w:t>modify column col varchar(50) not null</w:t>
+      </w:r>
+    </w:p>
+    <w:p>
+      <w:pPr>
+        <w:ind w:firstLine="708"/>
+        <w:rPr>
+          <w:lang w:val="en-US"/>
+        </w:rPr>
+      </w:pPr>
+      <w:r>
+        <w:rPr>
+          <w:lang w:val="en-US"/>
+        </w:rPr>
+        <w:t>change column col col_nueva varchar(50) not null</w:t>
+      </w:r>
+    </w:p>
+    <w:p>
+      <w:pPr>
+        <w:ind w:firstLine="708"/>
+        <w:rPr>
+          <w:lang w:val="en-US"/>
+        </w:rPr>
+      </w:pPr>
+      <w:r>
+        <w:rPr>
+          <w:lang w:val="en-US"/>
+        </w:rPr>
+        <w:t>drop column col</w:t>
+      </w:r>
+    </w:p>
+    <w:p>
+      <w:pPr>
+        <w:ind w:firstLine="708"/>
+        <w:rPr>
+          <w:lang w:val="en-US"/>
+        </w:rPr>
+      </w:pPr>
+      <w:r>
+        <w:rPr>
+          <w:lang w:val="en-US"/>
+        </w:rPr>
+        <w:t>add primary key (col)</w:t>
+      </w:r>
+    </w:p>
+    <w:p>
+      <w:pPr>
+        <w:ind w:firstLine="708"/>
+        <w:rPr>
+          <w:lang w:val="en-US"/>
+        </w:rPr>
+      </w:pPr>
+      <w:r>
+        <w:rPr>
+          <w:lang w:val="en-US"/>
+        </w:rPr>
         <w:t>add</w:t>
       </w:r>
-      <w:proofErr w:type="spellEnd"/>
-      <w:r>
+      <w:r>
+        <w:rPr>
+          <w:lang w:val="en-US"/>
+        </w:rPr>
         <w:t xml:space="preserve"> </w:t>
       </w:r>
-      <w:proofErr w:type="spellStart"/>
-      <w:r>
-        <w:t>column</w:t>
-      </w:r>
-      <w:proofErr w:type="spellEnd"/>
-      <w:r>
+      <w:r>
+        <w:rPr>
+          <w:lang w:val="en-US"/>
+        </w:rPr>
+        <w:t>constraint fk_nombre</w:t>
+      </w:r>
+      <w:r>
+        <w:rPr>
+          <w:lang w:val="en-US"/>
+        </w:rPr>
         <w:t xml:space="preserve"> </w:t>
       </w:r>
-      <w:proofErr w:type="spellStart"/>
-      <w:r>
-        <w:t>nueva_columna</w:t>
-      </w:r>
-      <w:proofErr w:type="spellEnd"/>
-      <w:r>
+      <w:r>
+        <w:rPr>
+          <w:lang w:val="en-US"/>
+        </w:rPr>
+        <w:t>foreign key (col_fk) references</w:t>
+      </w:r>
+      <w:r>
+        <w:rPr>
+          <w:lang w:val="en-US"/>
+        </w:rPr>
         <w:t xml:space="preserve"> </w:t>
       </w:r>
-      <w:proofErr w:type="spellStart"/>
-      <w:r>
-        <w:t>int</w:t>
-      </w:r>
-      <w:proofErr w:type="spellEnd"/>
-      <w:r>
-        <w:t>;</w:t>
-      </w:r>
-    </w:p>
-    <w:p>
-      <w:pPr>
-        <w:rPr>
-          <w:lang w:val="en-US"/>
-        </w:rPr>
-      </w:pPr>
-      <w:r>
-        <w:tab/>
-      </w:r>
-      <w:r>
-        <w:rPr>
-          <w:lang w:val="en-US"/>
-        </w:rPr>
-        <w:t xml:space="preserve">modify column col </w:t>
-      </w:r>
-      <w:proofErr w:type="gramStart"/>
-      <w:r>
-        <w:rPr>
-          <w:lang w:val="en-US"/>
-        </w:rPr>
-        <w:t>varchar(</w:t>
-      </w:r>
-      <w:proofErr w:type="gramEnd"/>
-      <w:r>
-        <w:rPr>
-          <w:lang w:val="en-US"/>
-        </w:rPr>
-        <w:t>50) not null</w:t>
-      </w:r>
-    </w:p>
-    <w:p>
-      <w:pPr>
-        <w:ind w:firstLine="708"/>
-        <w:rPr>
-          <w:lang w:val="en-US"/>
-        </w:rPr>
-      </w:pPr>
-      <w:r>
-        <w:rPr>
-          <w:lang w:val="en-US"/>
-        </w:rPr>
-        <w:t xml:space="preserve">change column col </w:t>
-      </w:r>
-      <w:proofErr w:type="spellStart"/>
-      <w:r>
-        <w:rPr>
-          <w:lang w:val="en-US"/>
-        </w:rPr>
-        <w:t>col_nueva</w:t>
-      </w:r>
-      <w:proofErr w:type="spellEnd"/>
-      <w:r>
-        <w:rPr>
-          <w:lang w:val="en-US"/>
-        </w:rPr>
-        <w:t xml:space="preserve"> </w:t>
-      </w:r>
-      <w:proofErr w:type="gramStart"/>
-      <w:r>
-        <w:rPr>
-          <w:lang w:val="en-US"/>
-        </w:rPr>
-        <w:t>varchar(</w:t>
-      </w:r>
-      <w:proofErr w:type="gramEnd"/>
-      <w:r>
-        <w:rPr>
-          <w:lang w:val="en-US"/>
-        </w:rPr>
-        <w:t>50) not null</w:t>
-      </w:r>
-    </w:p>
-    <w:p>
-      <w:pPr>
-        <w:ind w:firstLine="708"/>
-        <w:rPr>
-          <w:lang w:val="en-US"/>
-        </w:rPr>
-      </w:pPr>
-      <w:r>
-        <w:rPr>
-          <w:lang w:val="en-US"/>
-        </w:rPr>
-        <w:t>drop column col</w:t>
-      </w:r>
-    </w:p>
-    <w:p>
-      <w:pPr>
-        <w:ind w:firstLine="708"/>
-        <w:rPr>
-          <w:lang w:val="en-US"/>
-        </w:rPr>
-      </w:pPr>
-      <w:r>
-        <w:rPr>
-          <w:lang w:val="en-US"/>
-        </w:rPr>
-        <w:t>add primary key (col)</w:t>
-      </w:r>
-    </w:p>
-    <w:p>
-      <w:pPr>
-        <w:ind w:firstLine="708"/>
-        <w:rPr>
-          <w:lang w:val="en-US"/>
-        </w:rPr>
-      </w:pPr>
-      <w:r>
-        <w:rPr>
-          <w:lang w:val="en-US"/>
-        </w:rPr>
-        <w:t>add</w:t>
-      </w:r>
-      <w:r>
-        <w:rPr>
-          <w:lang w:val="en-US"/>
-        </w:rPr>
-        <w:t xml:space="preserve"> </w:t>
-      </w:r>
-      <w:r>
-        <w:rPr>
-          <w:lang w:val="en-US"/>
-        </w:rPr>
-        <w:t xml:space="preserve">constraint </w:t>
-      </w:r>
-      <w:proofErr w:type="spellStart"/>
-      <w:r>
-        <w:rPr>
-          <w:lang w:val="en-US"/>
-        </w:rPr>
-        <w:t>fk_nombre</w:t>
-      </w:r>
-      <w:proofErr w:type="spellEnd"/>
-      <w:r>
-        <w:rPr>
-          <w:lang w:val="en-US"/>
-        </w:rPr>
-        <w:t xml:space="preserve"> </w:t>
-      </w:r>
-      <w:r>
-        <w:rPr>
-          <w:lang w:val="en-US"/>
-        </w:rPr>
-        <w:t>foreign key (</w:t>
-      </w:r>
-      <w:proofErr w:type="spellStart"/>
-      <w:r>
-        <w:rPr>
-          <w:lang w:val="en-US"/>
-        </w:rPr>
-        <w:t>col_fk</w:t>
-      </w:r>
-      <w:proofErr w:type="spellEnd"/>
-      <w:r>
-        <w:rPr>
-          <w:lang w:val="en-US"/>
-        </w:rPr>
-        <w:t>) references</w:t>
-      </w:r>
-      <w:r>
-        <w:rPr>
-          <w:lang w:val="en-US"/>
-        </w:rPr>
-        <w:t xml:space="preserve"> </w:t>
-      </w:r>
-      <w:proofErr w:type="spellStart"/>
-      <w:r>
-        <w:rPr>
-          <w:lang w:val="en-US"/>
-        </w:rPr>
-        <w:t>otra_tabla</w:t>
-      </w:r>
-      <w:proofErr w:type="spellEnd"/>
-      <w:r>
-        <w:rPr>
-          <w:lang w:val="en-US"/>
-        </w:rPr>
-        <w:t>(</w:t>
-      </w:r>
-      <w:proofErr w:type="spellStart"/>
-      <w:r>
-        <w:rPr>
-          <w:lang w:val="en-US"/>
-        </w:rPr>
-        <w:t>col_pk</w:t>
-      </w:r>
-      <w:proofErr w:type="spellEnd"/>
-      <w:r>
-        <w:rPr>
-          <w:lang w:val="en-US"/>
-        </w:rPr>
-        <w:t>);</w:t>
+      <w:r>
+        <w:rPr>
+          <w:lang w:val="en-US"/>
+        </w:rPr>
+        <w:t>otra_tabla(col_pk);</w:t>
       </w:r>
     </w:p>
     <w:sectPr>
@@ -2700,6 +1865,7 @@
   <w:style w:type="character" w:default="1" w:styleId="Fuentedeprrafopredeter">
     <w:name w:val="Default Paragraph Font"/>
     <w:uiPriority w:val="1"/>
+    <w:semiHidden/>
     <w:unhideWhenUsed/>
   </w:style>
   <w:style w:type="table" w:default="1" w:styleId="Tablanormal">

--- a/UTN 2024/Base de datos/Practica MySQL/Esqueletos query.docx
+++ b/UTN 2024/Base de datos/Practica MySQL/Esqueletos query.docx
@@ -7,7 +7,15 @@
         <w:pStyle w:val="Ttulo1"/>
       </w:pPr>
       <w:r>
-        <w:t>Esqueleto query:</w:t>
+        <w:t xml:space="preserve">Esqueleto </w:t>
+      </w:r>
+      <w:proofErr w:type="spellStart"/>
+      <w:r>
+        <w:t>query</w:t>
+      </w:r>
+      <w:proofErr w:type="spellEnd"/>
+      <w:r>
+        <w:t>:</w:t>
       </w:r>
     </w:p>
     <w:p>
@@ -35,70 +43,126 @@
         <w:rPr>
           <w:lang w:val="en-US"/>
         </w:rPr>
-        <w:t>FROM tabla_base alias</w:t>
-      </w:r>
-    </w:p>
-    <w:p>
-      <w:pPr>
-        <w:rPr>
-          <w:lang w:val="en-US"/>
-        </w:rPr>
-      </w:pPr>
-      <w:r>
-        <w:rPr>
-          <w:lang w:val="en-US"/>
-        </w:rPr>
-        <w:t xml:space="preserve">  [INNER | LEFT | RIGHT] JOIN tabla2 alias2 ON condicion_join</w:t>
-      </w:r>
-    </w:p>
-    <w:p>
-      <w:pPr>
-        <w:rPr>
-          <w:lang w:val="en-US"/>
-        </w:rPr>
-      </w:pPr>
-      <w:r>
-        <w:rPr>
-          <w:lang w:val="en-US"/>
-        </w:rPr>
-        <w:t xml:space="preserve">  [INNER | LEFT | RIGHT] JOIN tabla3 alias3 ON condicion_join</w:t>
-      </w:r>
-    </w:p>
-    <w:p>
-      <w:r>
-        <w:t>WHERE condiciones_fila</w:t>
-      </w:r>
-    </w:p>
-    <w:p>
-      <w:r>
-        <w:t>GROUP BY columnas_de_agrupacion</w:t>
-      </w:r>
-    </w:p>
-    <w:p>
-      <w:pPr>
-        <w:rPr>
-          <w:lang w:val="en-US"/>
-        </w:rPr>
-      </w:pPr>
-      <w:r>
-        <w:rPr>
-          <w:lang w:val="en-US"/>
-        </w:rPr>
-        <w:t>HAVING condiciones_sobre_agregados</w:t>
-      </w:r>
-    </w:p>
-    <w:p>
-      <w:pPr>
-        <w:rPr>
-          <w:lang w:val="en-US"/>
-        </w:rPr>
-      </w:pPr>
-      <w:r>
-        <w:rPr>
-          <w:lang w:val="en-US"/>
-        </w:rPr>
-        <w:t>ORDER BY columnas_orden</w:t>
-      </w:r>
+        <w:t xml:space="preserve">FROM </w:t>
+      </w:r>
+      <w:proofErr w:type="spellStart"/>
+      <w:r>
+        <w:rPr>
+          <w:lang w:val="en-US"/>
+        </w:rPr>
+        <w:t>tabla_base</w:t>
+      </w:r>
+      <w:proofErr w:type="spellEnd"/>
+      <w:r>
+        <w:rPr>
+          <w:lang w:val="en-US"/>
+        </w:rPr>
+        <w:t xml:space="preserve"> alias</w:t>
+      </w:r>
+    </w:p>
+    <w:p>
+      <w:pPr>
+        <w:rPr>
+          <w:lang w:val="en-US"/>
+        </w:rPr>
+      </w:pPr>
+      <w:r>
+        <w:rPr>
+          <w:lang w:val="en-US"/>
+        </w:rPr>
+        <w:t xml:space="preserve">  [INNER | LEFT | RIGHT] JOIN tabla2 alias2 ON </w:t>
+      </w:r>
+      <w:proofErr w:type="spellStart"/>
+      <w:r>
+        <w:rPr>
+          <w:lang w:val="en-US"/>
+        </w:rPr>
+        <w:t>condicion_join</w:t>
+      </w:r>
+      <w:proofErr w:type="spellEnd"/>
+    </w:p>
+    <w:p>
+      <w:pPr>
+        <w:rPr>
+          <w:lang w:val="en-US"/>
+        </w:rPr>
+      </w:pPr>
+      <w:r>
+        <w:rPr>
+          <w:lang w:val="en-US"/>
+        </w:rPr>
+        <w:t xml:space="preserve">  [INNER | LEFT | RIGHT] JOIN tabla3 alias3 ON </w:t>
+      </w:r>
+      <w:proofErr w:type="spellStart"/>
+      <w:r>
+        <w:rPr>
+          <w:lang w:val="en-US"/>
+        </w:rPr>
+        <w:t>condicion_join</w:t>
+      </w:r>
+      <w:proofErr w:type="spellEnd"/>
+    </w:p>
+    <w:p>
+      <w:r>
+        <w:t xml:space="preserve">WHERE </w:t>
+      </w:r>
+      <w:proofErr w:type="spellStart"/>
+      <w:r>
+        <w:t>condiciones_fila</w:t>
+      </w:r>
+      <w:proofErr w:type="spellEnd"/>
+    </w:p>
+    <w:p>
+      <w:r>
+        <w:t xml:space="preserve">GROUP BY </w:t>
+      </w:r>
+      <w:proofErr w:type="spellStart"/>
+      <w:r>
+        <w:t>columnas_de_agrupacion</w:t>
+      </w:r>
+      <w:proofErr w:type="spellEnd"/>
+    </w:p>
+    <w:p>
+      <w:pPr>
+        <w:rPr>
+          <w:lang w:val="en-US"/>
+        </w:rPr>
+      </w:pPr>
+      <w:r>
+        <w:rPr>
+          <w:lang w:val="en-US"/>
+        </w:rPr>
+        <w:t xml:space="preserve">HAVING </w:t>
+      </w:r>
+      <w:proofErr w:type="spellStart"/>
+      <w:r>
+        <w:rPr>
+          <w:lang w:val="en-US"/>
+        </w:rPr>
+        <w:t>condiciones_sobre_agregados</w:t>
+      </w:r>
+      <w:proofErr w:type="spellEnd"/>
+    </w:p>
+    <w:p>
+      <w:pPr>
+        <w:rPr>
+          <w:lang w:val="en-US"/>
+        </w:rPr>
+      </w:pPr>
+      <w:r>
+        <w:rPr>
+          <w:lang w:val="en-US"/>
+        </w:rPr>
+        <w:t xml:space="preserve">ORDER BY </w:t>
+      </w:r>
+      <w:proofErr w:type="spellStart"/>
+      <w:r>
+        <w:rPr>
+          <w:lang w:val="en-US"/>
+        </w:rPr>
+        <w:t>columnas_orden</w:t>
+      </w:r>
+      <w:proofErr w:type="spellEnd"/>
     </w:p>
     <w:p>
       <w:pPr>
@@ -164,34 +228,64 @@
         <w:rPr>
           <w:lang w:val="en-US"/>
         </w:rPr>
-        <w:t>DROP TRIGGER IF EXISTS trg_tabla_ai $$</w:t>
-      </w:r>
-    </w:p>
-    <w:p>
-      <w:pPr>
-        <w:rPr>
-          <w:lang w:val="en-US"/>
-        </w:rPr>
-      </w:pPr>
-      <w:r>
-        <w:rPr>
-          <w:lang w:val="en-US"/>
-        </w:rPr>
-        <w:t>CREATE TRIGGER trg_tabla_ai</w:t>
-      </w:r>
-    </w:p>
-    <w:p>
-      <w:pPr>
-        <w:rPr>
-          <w:lang w:val="en-US"/>
-        </w:rPr>
-      </w:pPr>
-      <w:r>
-        <w:rPr>
-          <w:lang w:val="en-US"/>
-        </w:rPr>
-        <w:t>AFTER INSERT ON tabla_objetivo</w:t>
-      </w:r>
+        <w:t xml:space="preserve">DROP TRIGGER IF EXISTS </w:t>
+      </w:r>
+      <w:proofErr w:type="spellStart"/>
+      <w:r>
+        <w:rPr>
+          <w:lang w:val="en-US"/>
+        </w:rPr>
+        <w:t>trg_tabla_ai</w:t>
+      </w:r>
+      <w:proofErr w:type="spellEnd"/>
+      <w:r>
+        <w:rPr>
+          <w:lang w:val="en-US"/>
+        </w:rPr>
+        <w:t xml:space="preserve"> $$</w:t>
+      </w:r>
+    </w:p>
+    <w:p>
+      <w:pPr>
+        <w:rPr>
+          <w:lang w:val="en-US"/>
+        </w:rPr>
+      </w:pPr>
+      <w:r>
+        <w:rPr>
+          <w:lang w:val="en-US"/>
+        </w:rPr>
+        <w:t xml:space="preserve">CREATE TRIGGER </w:t>
+      </w:r>
+      <w:proofErr w:type="spellStart"/>
+      <w:r>
+        <w:rPr>
+          <w:lang w:val="en-US"/>
+        </w:rPr>
+        <w:t>trg_tabla_ai</w:t>
+      </w:r>
+      <w:proofErr w:type="spellEnd"/>
+    </w:p>
+    <w:p>
+      <w:pPr>
+        <w:rPr>
+          <w:lang w:val="en-US"/>
+        </w:rPr>
+      </w:pPr>
+      <w:r>
+        <w:rPr>
+          <w:lang w:val="en-US"/>
+        </w:rPr>
+        <w:t xml:space="preserve">AFTER INSERT ON </w:t>
+      </w:r>
+      <w:proofErr w:type="spellStart"/>
+      <w:r>
+        <w:rPr>
+          <w:lang w:val="en-US"/>
+        </w:rPr>
+        <w:t>tabla_objetivo</w:t>
+      </w:r>
+      <w:proofErr w:type="spellEnd"/>
     </w:p>
     <w:p>
       <w:pPr>
@@ -229,20 +323,98 @@
         <w:rPr>
           <w:lang w:val="en-US"/>
         </w:rPr>
-        <w:t xml:space="preserve">  -- ejemplo: auditoría</w:t>
-      </w:r>
-    </w:p>
-    <w:p>
-      <w:pPr>
-        <w:rPr>
-          <w:lang w:val="en-US"/>
-        </w:rPr>
-      </w:pPr>
-      <w:r>
-        <w:rPr>
-          <w:lang w:val="en-US"/>
-        </w:rPr>
-        <w:t xml:space="preserve">  INSERT INTO tabla_auditoria(id_ref, accion, fecha)</w:t>
+        <w:t xml:space="preserve">  -- </w:t>
+      </w:r>
+      <w:proofErr w:type="spellStart"/>
+      <w:r>
+        <w:rPr>
+          <w:lang w:val="en-US"/>
+        </w:rPr>
+        <w:t>ejemplo</w:t>
+      </w:r>
+      <w:proofErr w:type="spellEnd"/>
+      <w:r>
+        <w:rPr>
+          <w:lang w:val="en-US"/>
+        </w:rPr>
+        <w:t xml:space="preserve">: </w:t>
+      </w:r>
+      <w:proofErr w:type="spellStart"/>
+      <w:r>
+        <w:rPr>
+          <w:lang w:val="en-US"/>
+        </w:rPr>
+        <w:t>auditoría</w:t>
+      </w:r>
+      <w:proofErr w:type="spellEnd"/>
+    </w:p>
+    <w:p>
+      <w:pPr>
+        <w:rPr>
+          <w:lang w:val="en-US"/>
+        </w:rPr>
+      </w:pPr>
+      <w:r>
+        <w:rPr>
+          <w:lang w:val="en-US"/>
+        </w:rPr>
+        <w:t xml:space="preserve">  INSERT INTO </w:t>
+      </w:r>
+      <w:proofErr w:type="spellStart"/>
+      <w:r>
+        <w:rPr>
+          <w:lang w:val="en-US"/>
+        </w:rPr>
+        <w:t>tabla_auditoria</w:t>
+      </w:r>
+      <w:proofErr w:type="spellEnd"/>
+      <w:r>
+        <w:rPr>
+          <w:lang w:val="en-US"/>
+        </w:rPr>
+        <w:t>(</w:t>
+      </w:r>
+      <w:proofErr w:type="spellStart"/>
+      <w:r>
+        <w:rPr>
+          <w:lang w:val="en-US"/>
+        </w:rPr>
+        <w:t>id_ref</w:t>
+      </w:r>
+      <w:proofErr w:type="spellEnd"/>
+      <w:r>
+        <w:rPr>
+          <w:lang w:val="en-US"/>
+        </w:rPr>
+        <w:t xml:space="preserve">, </w:t>
+      </w:r>
+      <w:proofErr w:type="spellStart"/>
+      <w:r>
+        <w:rPr>
+          <w:lang w:val="en-US"/>
+        </w:rPr>
+        <w:t>accion</w:t>
+      </w:r>
+      <w:proofErr w:type="spellEnd"/>
+      <w:r>
+        <w:rPr>
+          <w:lang w:val="en-US"/>
+        </w:rPr>
+        <w:t xml:space="preserve">, </w:t>
+      </w:r>
+      <w:proofErr w:type="spellStart"/>
+      <w:r>
+        <w:rPr>
+          <w:lang w:val="en-US"/>
+        </w:rPr>
+        <w:t>fecha</w:t>
+      </w:r>
+      <w:proofErr w:type="spellEnd"/>
+      <w:r>
+        <w:rPr>
+          <w:lang w:val="en-US"/>
+        </w:rPr>
+        <w:t>)</w:t>
       </w:r>
     </w:p>
     <w:p>
@@ -343,20 +515,62 @@
         <w:rPr>
           <w:lang w:val="en-US"/>
         </w:rPr>
-        <w:t>DROP FUNCTION IF EXISTS fn_algo $$</w:t>
-      </w:r>
-    </w:p>
-    <w:p>
-      <w:pPr>
-        <w:rPr>
-          <w:lang w:val="en-US"/>
-        </w:rPr>
-      </w:pPr>
-      <w:r>
-        <w:rPr>
-          <w:lang w:val="en-US"/>
-        </w:rPr>
-        <w:t>CREATE FUNCTION fn_algo(p_id INT)</w:t>
+        <w:t xml:space="preserve">DROP FUNCTION IF EXISTS </w:t>
+      </w:r>
+      <w:proofErr w:type="spellStart"/>
+      <w:r>
+        <w:rPr>
+          <w:lang w:val="en-US"/>
+        </w:rPr>
+        <w:t>fn_algo</w:t>
+      </w:r>
+      <w:proofErr w:type="spellEnd"/>
+      <w:r>
+        <w:rPr>
+          <w:lang w:val="en-US"/>
+        </w:rPr>
+        <w:t xml:space="preserve"> $$</w:t>
+      </w:r>
+    </w:p>
+    <w:p>
+      <w:pPr>
+        <w:rPr>
+          <w:lang w:val="en-US"/>
+        </w:rPr>
+      </w:pPr>
+      <w:r>
+        <w:rPr>
+          <w:lang w:val="en-US"/>
+        </w:rPr>
+        <w:t xml:space="preserve">CREATE FUNCTION </w:t>
+      </w:r>
+      <w:proofErr w:type="spellStart"/>
+      <w:r>
+        <w:rPr>
+          <w:lang w:val="en-US"/>
+        </w:rPr>
+        <w:t>fn_algo</w:t>
+      </w:r>
+      <w:proofErr w:type="spellEnd"/>
+      <w:r>
+        <w:rPr>
+          <w:lang w:val="en-US"/>
+        </w:rPr>
+        <w:t>(</w:t>
+      </w:r>
+      <w:proofErr w:type="spellStart"/>
+      <w:r>
+        <w:rPr>
+          <w:lang w:val="en-US"/>
+        </w:rPr>
+        <w:t>p_id</w:t>
+      </w:r>
+      <w:proofErr w:type="spellEnd"/>
+      <w:r>
+        <w:rPr>
+          <w:lang w:val="en-US"/>
+        </w:rPr>
+        <w:t xml:space="preserve"> INT)</w:t>
       </w:r>
     </w:p>
     <w:p>
@@ -408,73 +622,145 @@
         <w:rPr>
           <w:lang w:val="en-US"/>
         </w:rPr>
-        <w:t xml:space="preserve">  DECLARE v_result DECIMAL(10,2);</w:t>
-      </w:r>
-    </w:p>
-    <w:p>
-      <w:pPr>
-        <w:rPr>
-          <w:lang w:val="en-US"/>
-        </w:rPr>
-      </w:pPr>
-    </w:p>
-    <w:p>
-      <w:pPr>
-        <w:rPr>
-          <w:lang w:val="en-US"/>
-        </w:rPr>
-      </w:pPr>
-      <w:r>
-        <w:rPr>
-          <w:lang w:val="en-US"/>
-        </w:rPr>
-        <w:t xml:space="preserve">  SELECT SUM(col_monto) INTO v_result</w:t>
-      </w:r>
-    </w:p>
-    <w:p>
-      <w:pPr>
-        <w:rPr>
-          <w:lang w:val="en-US"/>
-        </w:rPr>
-      </w:pPr>
-      <w:r>
-        <w:rPr>
-          <w:lang w:val="en-US"/>
-        </w:rPr>
-        <w:t xml:space="preserve">  FROM tabla</w:t>
-      </w:r>
-    </w:p>
-    <w:p>
-      <w:pPr>
-        <w:rPr>
-          <w:lang w:val="en-US"/>
-        </w:rPr>
-      </w:pPr>
-      <w:r>
-        <w:rPr>
-          <w:lang w:val="en-US"/>
-        </w:rPr>
-        <w:t xml:space="preserve">  WHERE id = p_id;</w:t>
-      </w:r>
-    </w:p>
-    <w:p>
-      <w:pPr>
-        <w:rPr>
-          <w:lang w:val="en-US"/>
-        </w:rPr>
-      </w:pPr>
-    </w:p>
-    <w:p>
-      <w:pPr>
-        <w:rPr>
-          <w:lang w:val="en-US"/>
-        </w:rPr>
-      </w:pPr>
-      <w:r>
-        <w:rPr>
-          <w:lang w:val="en-US"/>
-        </w:rPr>
-        <w:t xml:space="preserve">  RETURN IFNULL(v_result, 0);</w:t>
+        <w:t xml:space="preserve">  DECLARE </w:t>
+      </w:r>
+      <w:proofErr w:type="spellStart"/>
+      <w:r>
+        <w:rPr>
+          <w:lang w:val="en-US"/>
+        </w:rPr>
+        <w:t>v_result</w:t>
+      </w:r>
+      <w:proofErr w:type="spellEnd"/>
+      <w:r>
+        <w:rPr>
+          <w:lang w:val="en-US"/>
+        </w:rPr>
+        <w:t xml:space="preserve"> DECIMAL(10,2);</w:t>
+      </w:r>
+    </w:p>
+    <w:p>
+      <w:pPr>
+        <w:rPr>
+          <w:lang w:val="en-US"/>
+        </w:rPr>
+      </w:pPr>
+    </w:p>
+    <w:p>
+      <w:pPr>
+        <w:rPr>
+          <w:lang w:val="en-US"/>
+        </w:rPr>
+      </w:pPr>
+      <w:r>
+        <w:rPr>
+          <w:lang w:val="en-US"/>
+        </w:rPr>
+        <w:t xml:space="preserve">  SELECT SUM(</w:t>
+      </w:r>
+      <w:proofErr w:type="spellStart"/>
+      <w:r>
+        <w:rPr>
+          <w:lang w:val="en-US"/>
+        </w:rPr>
+        <w:t>col_monto</w:t>
+      </w:r>
+      <w:proofErr w:type="spellEnd"/>
+      <w:r>
+        <w:rPr>
+          <w:lang w:val="en-US"/>
+        </w:rPr>
+        <w:t xml:space="preserve">) INTO </w:t>
+      </w:r>
+      <w:proofErr w:type="spellStart"/>
+      <w:r>
+        <w:rPr>
+          <w:lang w:val="en-US"/>
+        </w:rPr>
+        <w:t>v_result</w:t>
+      </w:r>
+      <w:proofErr w:type="spellEnd"/>
+    </w:p>
+    <w:p>
+      <w:pPr>
+        <w:rPr>
+          <w:lang w:val="en-US"/>
+        </w:rPr>
+      </w:pPr>
+      <w:r>
+        <w:rPr>
+          <w:lang w:val="en-US"/>
+        </w:rPr>
+        <w:t xml:space="preserve">  FROM </w:t>
+      </w:r>
+      <w:proofErr w:type="spellStart"/>
+      <w:r>
+        <w:rPr>
+          <w:lang w:val="en-US"/>
+        </w:rPr>
+        <w:t>tabla</w:t>
+      </w:r>
+      <w:proofErr w:type="spellEnd"/>
+    </w:p>
+    <w:p>
+      <w:pPr>
+        <w:rPr>
+          <w:lang w:val="en-US"/>
+        </w:rPr>
+      </w:pPr>
+      <w:r>
+        <w:rPr>
+          <w:lang w:val="en-US"/>
+        </w:rPr>
+        <w:t xml:space="preserve">  WHERE id = </w:t>
+      </w:r>
+      <w:proofErr w:type="spellStart"/>
+      <w:r>
+        <w:rPr>
+          <w:lang w:val="en-US"/>
+        </w:rPr>
+        <w:t>p_id</w:t>
+      </w:r>
+      <w:proofErr w:type="spellEnd"/>
+      <w:r>
+        <w:rPr>
+          <w:lang w:val="en-US"/>
+        </w:rPr>
+        <w:t>;</w:t>
+      </w:r>
+    </w:p>
+    <w:p>
+      <w:pPr>
+        <w:rPr>
+          <w:lang w:val="en-US"/>
+        </w:rPr>
+      </w:pPr>
+    </w:p>
+    <w:p>
+      <w:pPr>
+        <w:rPr>
+          <w:lang w:val="en-US"/>
+        </w:rPr>
+      </w:pPr>
+      <w:r>
+        <w:rPr>
+          <w:lang w:val="en-US"/>
+        </w:rPr>
+        <w:t xml:space="preserve">  RETURN IFNULL(</w:t>
+      </w:r>
+      <w:proofErr w:type="spellStart"/>
+      <w:r>
+        <w:rPr>
+          <w:lang w:val="en-US"/>
+        </w:rPr>
+        <w:t>v_result</w:t>
+      </w:r>
+      <w:proofErr w:type="spellEnd"/>
+      <w:r>
+        <w:rPr>
+          <w:lang w:val="en-US"/>
+        </w:rPr>
+        <w:t>, 0);</w:t>
       </w:r>
     </w:p>
     <w:p>
@@ -532,7 +818,21 @@
         <w:rPr>
           <w:lang w:val="en-US"/>
         </w:rPr>
-        <w:t>UPDATE tabla SET col = 'X' WHERE id = 1;</w:t>
+        <w:t xml:space="preserve">UPDATE </w:t>
+      </w:r>
+      <w:proofErr w:type="spellStart"/>
+      <w:r>
+        <w:rPr>
+          <w:lang w:val="en-US"/>
+        </w:rPr>
+        <w:t>tabla</w:t>
+      </w:r>
+      <w:proofErr w:type="spellEnd"/>
+      <w:r>
+        <w:rPr>
+          <w:lang w:val="en-US"/>
+        </w:rPr>
+        <w:t xml:space="preserve"> SET col = 'X' WHERE id = 1;</w:t>
       </w:r>
     </w:p>
     <w:p>
@@ -569,7 +869,15 @@
     <w:p>
       <w:r>
         <w:lastRenderedPageBreak/>
-        <w:t>-- si algo salió mal (ejecutás esto en vez de COMMIT)</w:t>
+        <w:t>-- si algo salió mal (</w:t>
+      </w:r>
+      <w:proofErr w:type="spellStart"/>
+      <w:r>
+        <w:t>ejecutás</w:t>
+      </w:r>
+      <w:proofErr w:type="spellEnd"/>
+      <w:r>
+        <w:t xml:space="preserve"> esto en vez de COMMIT)</w:t>
       </w:r>
     </w:p>
     <w:p>
@@ -616,7 +924,21 @@
         <w:rPr>
           <w:lang w:val="en-US"/>
         </w:rPr>
-        <w:t>TRUNCATE TABLE tabla;</w:t>
+        <w:t xml:space="preserve">TRUNCATE TABLE </w:t>
+      </w:r>
+      <w:proofErr w:type="spellStart"/>
+      <w:r>
+        <w:rPr>
+          <w:lang w:val="en-US"/>
+        </w:rPr>
+        <w:t>tabla</w:t>
+      </w:r>
+      <w:proofErr w:type="spellEnd"/>
+      <w:r>
+        <w:rPr>
+          <w:lang w:val="en-US"/>
+        </w:rPr>
+        <w:t>;</w:t>
       </w:r>
     </w:p>
     <w:p>
@@ -650,20 +972,42 @@
         <w:rPr>
           <w:lang w:val="en-US"/>
         </w:rPr>
-        <w:t>DELETE FROM tabla</w:t>
-      </w:r>
-    </w:p>
-    <w:p>
-      <w:pPr>
-        <w:rPr>
-          <w:lang w:val="en-US"/>
-        </w:rPr>
-      </w:pPr>
-      <w:r>
-        <w:rPr>
-          <w:lang w:val="en-US"/>
-        </w:rPr>
-        <w:t>WHERE condicion;</w:t>
+        <w:t xml:space="preserve">DELETE FROM </w:t>
+      </w:r>
+      <w:proofErr w:type="spellStart"/>
+      <w:r>
+        <w:rPr>
+          <w:lang w:val="en-US"/>
+        </w:rPr>
+        <w:t>tabla</w:t>
+      </w:r>
+      <w:proofErr w:type="spellEnd"/>
+    </w:p>
+    <w:p>
+      <w:pPr>
+        <w:rPr>
+          <w:lang w:val="en-US"/>
+        </w:rPr>
+      </w:pPr>
+      <w:r>
+        <w:rPr>
+          <w:lang w:val="en-US"/>
+        </w:rPr>
+        <w:t xml:space="preserve">WHERE </w:t>
+      </w:r>
+      <w:proofErr w:type="spellStart"/>
+      <w:r>
+        <w:rPr>
+          <w:lang w:val="en-US"/>
+        </w:rPr>
+        <w:t>condicion</w:t>
+      </w:r>
+      <w:proofErr w:type="spellEnd"/>
+      <w:r>
+        <w:rPr>
+          <w:lang w:val="en-US"/>
+        </w:rPr>
+        <w:t>;</w:t>
       </w:r>
     </w:p>
     <w:p>
@@ -697,7 +1041,21 @@
         <w:rPr>
           <w:lang w:val="en-US"/>
         </w:rPr>
-        <w:t>INSERT INTO tabla (col1, col2, col3)</w:t>
+        <w:t xml:space="preserve">INSERT INTO </w:t>
+      </w:r>
+      <w:proofErr w:type="spellStart"/>
+      <w:r>
+        <w:rPr>
+          <w:lang w:val="en-US"/>
+        </w:rPr>
+        <w:t>tabla</w:t>
+      </w:r>
+      <w:proofErr w:type="spellEnd"/>
+      <w:r>
+        <w:rPr>
+          <w:lang w:val="en-US"/>
+        </w:rPr>
+        <w:t xml:space="preserve"> (col1, col2, col3)</w:t>
       </w:r>
     </w:p>
     <w:p>
@@ -708,46 +1066,98 @@
     <w:p/>
     <w:p>
       <w:r>
-        <w:t>INSERT INTO tabla_destino (col1, col2)</w:t>
-      </w:r>
-    </w:p>
-    <w:p>
-      <w:pPr>
-        <w:rPr>
-          <w:lang w:val="en-US"/>
-        </w:rPr>
-      </w:pPr>
-      <w:r>
-        <w:rPr>
-          <w:lang w:val="en-US"/>
-        </w:rPr>
-        <w:t>SELECT colA, colB</w:t>
-      </w:r>
-    </w:p>
-    <w:p>
-      <w:pPr>
-        <w:rPr>
-          <w:lang w:val="en-US"/>
-        </w:rPr>
-      </w:pPr>
-      <w:r>
-        <w:rPr>
-          <w:lang w:val="en-US"/>
-        </w:rPr>
-        <w:t>FROM tabla_origen</w:t>
-      </w:r>
-    </w:p>
-    <w:p>
-      <w:pPr>
-        <w:rPr>
-          <w:lang w:val="en-US"/>
-        </w:rPr>
-      </w:pPr>
-      <w:r>
-        <w:rPr>
-          <w:lang w:val="en-US"/>
-        </w:rPr>
-        <w:t>WHERE condicion;</w:t>
+        <w:t xml:space="preserve">INSERT INTO </w:t>
+      </w:r>
+      <w:proofErr w:type="spellStart"/>
+      <w:r>
+        <w:t>tabla_destino</w:t>
+      </w:r>
+      <w:proofErr w:type="spellEnd"/>
+      <w:r>
+        <w:t xml:space="preserve"> (col1, col2)</w:t>
+      </w:r>
+    </w:p>
+    <w:p>
+      <w:pPr>
+        <w:rPr>
+          <w:lang w:val="en-US"/>
+        </w:rPr>
+      </w:pPr>
+      <w:r>
+        <w:rPr>
+          <w:lang w:val="en-US"/>
+        </w:rPr>
+        <w:t xml:space="preserve">SELECT </w:t>
+      </w:r>
+      <w:proofErr w:type="spellStart"/>
+      <w:r>
+        <w:rPr>
+          <w:lang w:val="en-US"/>
+        </w:rPr>
+        <w:t>colA</w:t>
+      </w:r>
+      <w:proofErr w:type="spellEnd"/>
+      <w:r>
+        <w:rPr>
+          <w:lang w:val="en-US"/>
+        </w:rPr>
+        <w:t xml:space="preserve">, </w:t>
+      </w:r>
+      <w:proofErr w:type="spellStart"/>
+      <w:r>
+        <w:rPr>
+          <w:lang w:val="en-US"/>
+        </w:rPr>
+        <w:t>colB</w:t>
+      </w:r>
+      <w:proofErr w:type="spellEnd"/>
+    </w:p>
+    <w:p>
+      <w:pPr>
+        <w:rPr>
+          <w:lang w:val="en-US"/>
+        </w:rPr>
+      </w:pPr>
+      <w:r>
+        <w:rPr>
+          <w:lang w:val="en-US"/>
+        </w:rPr>
+        <w:t xml:space="preserve">FROM </w:t>
+      </w:r>
+      <w:proofErr w:type="spellStart"/>
+      <w:r>
+        <w:rPr>
+          <w:lang w:val="en-US"/>
+        </w:rPr>
+        <w:t>tabla_origen</w:t>
+      </w:r>
+      <w:proofErr w:type="spellEnd"/>
+    </w:p>
+    <w:p>
+      <w:pPr>
+        <w:rPr>
+          <w:lang w:val="en-US"/>
+        </w:rPr>
+      </w:pPr>
+      <w:r>
+        <w:rPr>
+          <w:lang w:val="en-US"/>
+        </w:rPr>
+        <w:t xml:space="preserve">WHERE </w:t>
+      </w:r>
+      <w:proofErr w:type="spellStart"/>
+      <w:r>
+        <w:rPr>
+          <w:lang w:val="en-US"/>
+        </w:rPr>
+        <w:t>condicion</w:t>
+      </w:r>
+      <w:proofErr w:type="spellEnd"/>
+      <w:r>
+        <w:rPr>
+          <w:lang w:val="en-US"/>
+        </w:rPr>
+        <w:t>;</w:t>
       </w:r>
     </w:p>
     <w:p>
@@ -772,17 +1182,38 @@
     </w:p>
     <w:p>
       <w:r>
-        <w:t>SET col1 = nuevo_valor,</w:t>
-      </w:r>
-    </w:p>
-    <w:p>
-      <w:r>
-        <w:t xml:space="preserve">    col2 = otro_valor</w:t>
-      </w:r>
-    </w:p>
-    <w:p>
-      <w:r>
-        <w:t>WHERE condicion;</w:t>
+        <w:t xml:space="preserve">SET col1 = </w:t>
+      </w:r>
+      <w:proofErr w:type="spellStart"/>
+      <w:r>
+        <w:t>nuevo_valor</w:t>
+      </w:r>
+      <w:proofErr w:type="spellEnd"/>
+      <w:r>
+        <w:t>,</w:t>
+      </w:r>
+    </w:p>
+    <w:p>
+      <w:r>
+        <w:t xml:space="preserve">    col2 = </w:t>
+      </w:r>
+      <w:proofErr w:type="spellStart"/>
+      <w:r>
+        <w:t>otro_valor</w:t>
+      </w:r>
+      <w:proofErr w:type="spellEnd"/>
+    </w:p>
+    <w:p>
+      <w:r>
+        <w:t xml:space="preserve">WHERE </w:t>
+      </w:r>
+      <w:proofErr w:type="spellStart"/>
+      <w:r>
+        <w:t>condicion</w:t>
+      </w:r>
+      <w:proofErr w:type="spellEnd"/>
+      <w:r>
+        <w:t>;</w:t>
       </w:r>
     </w:p>
     <w:p/>
@@ -797,34 +1228,92 @@
         <w:rPr>
           <w:lang w:val="en-US"/>
         </w:rPr>
-        <w:t>UPDATE tabla t</w:t>
-      </w:r>
-    </w:p>
-    <w:p>
-      <w:pPr>
-        <w:rPr>
-          <w:lang w:val="en-US"/>
-        </w:rPr>
-      </w:pPr>
-      <w:r>
-        <w:rPr>
-          <w:lang w:val="en-US"/>
-        </w:rPr>
-        <w:t>JOIN otra o ON o.id = t.id_otro</w:t>
-      </w:r>
-    </w:p>
-    <w:p>
-      <w:pPr>
-        <w:rPr>
-          <w:lang w:val="en-US"/>
-        </w:rPr>
-      </w:pPr>
-      <w:r>
-        <w:rPr>
-          <w:lang w:val="en-US"/>
-        </w:rPr>
-        <w:t>SET t.col = o.col_ref</w:t>
-      </w:r>
+        <w:t xml:space="preserve">UPDATE </w:t>
+      </w:r>
+      <w:proofErr w:type="spellStart"/>
+      <w:r>
+        <w:rPr>
+          <w:lang w:val="en-US"/>
+        </w:rPr>
+        <w:t>tabla</w:t>
+      </w:r>
+      <w:proofErr w:type="spellEnd"/>
+      <w:r>
+        <w:rPr>
+          <w:lang w:val="en-US"/>
+        </w:rPr>
+        <w:t xml:space="preserve"> t</w:t>
+      </w:r>
+    </w:p>
+    <w:p>
+      <w:pPr>
+        <w:rPr>
+          <w:lang w:val="en-US"/>
+        </w:rPr>
+      </w:pPr>
+      <w:r>
+        <w:rPr>
+          <w:lang w:val="en-US"/>
+        </w:rPr>
+        <w:t xml:space="preserve">JOIN </w:t>
+      </w:r>
+      <w:proofErr w:type="spellStart"/>
+      <w:r>
+        <w:rPr>
+          <w:lang w:val="en-US"/>
+        </w:rPr>
+        <w:t>otra</w:t>
+      </w:r>
+      <w:proofErr w:type="spellEnd"/>
+      <w:r>
+        <w:rPr>
+          <w:lang w:val="en-US"/>
+        </w:rPr>
+        <w:t xml:space="preserve"> o ON o.id = </w:t>
+      </w:r>
+      <w:proofErr w:type="spellStart"/>
+      <w:r>
+        <w:rPr>
+          <w:lang w:val="en-US"/>
+        </w:rPr>
+        <w:t>t.id_otro</w:t>
+      </w:r>
+      <w:proofErr w:type="spellEnd"/>
+    </w:p>
+    <w:p>
+      <w:pPr>
+        <w:rPr>
+          <w:lang w:val="en-US"/>
+        </w:rPr>
+      </w:pPr>
+      <w:r>
+        <w:rPr>
+          <w:lang w:val="en-US"/>
+        </w:rPr>
+        <w:t xml:space="preserve">SET </w:t>
+      </w:r>
+      <w:proofErr w:type="spellStart"/>
+      <w:r>
+        <w:rPr>
+          <w:lang w:val="en-US"/>
+        </w:rPr>
+        <w:t>t.col</w:t>
+      </w:r>
+      <w:proofErr w:type="spellEnd"/>
+      <w:r>
+        <w:rPr>
+          <w:lang w:val="en-US"/>
+        </w:rPr>
+        <w:t xml:space="preserve"> = </w:t>
+      </w:r>
+      <w:proofErr w:type="spellStart"/>
+      <w:r>
+        <w:rPr>
+          <w:lang w:val="en-US"/>
+        </w:rPr>
+        <w:t>o.col_ref</w:t>
+      </w:r>
+      <w:proofErr w:type="spellEnd"/>
     </w:p>
     <w:p>
       <w:pPr>
@@ -837,7 +1326,21 @@
           <w:lang w:val="en-US"/>
         </w:rPr>
         <w:lastRenderedPageBreak/>
-        <w:t>WHERE condicion;</w:t>
+        <w:t xml:space="preserve">WHERE </w:t>
+      </w:r>
+      <w:proofErr w:type="spellStart"/>
+      <w:r>
+        <w:rPr>
+          <w:lang w:val="en-US"/>
+        </w:rPr>
+        <w:t>condicion</w:t>
+      </w:r>
+      <w:proofErr w:type="spellEnd"/>
+      <w:r>
+        <w:rPr>
+          <w:lang w:val="en-US"/>
+        </w:rPr>
+        <w:t>;</w:t>
       </w:r>
     </w:p>
     <w:p>
@@ -884,20 +1387,76 @@
         <w:rPr>
           <w:lang w:val="en-US"/>
         </w:rPr>
-        <w:t>DROP PROCEDURE IF EXISTS sp_algo $$</w:t>
-      </w:r>
-    </w:p>
-    <w:p>
-      <w:pPr>
-        <w:rPr>
-          <w:lang w:val="en-US"/>
-        </w:rPr>
-      </w:pPr>
-      <w:r>
-        <w:rPr>
-          <w:lang w:val="en-US"/>
-        </w:rPr>
-        <w:t>CREATE PROCEDURE sp_algo(IN p_id INT, OUT p_total INT)</w:t>
+        <w:t xml:space="preserve">DROP PROCEDURE IF EXISTS </w:t>
+      </w:r>
+      <w:proofErr w:type="spellStart"/>
+      <w:r>
+        <w:rPr>
+          <w:lang w:val="en-US"/>
+        </w:rPr>
+        <w:t>sp_algo</w:t>
+      </w:r>
+      <w:proofErr w:type="spellEnd"/>
+      <w:r>
+        <w:rPr>
+          <w:lang w:val="en-US"/>
+        </w:rPr>
+        <w:t xml:space="preserve"> $$</w:t>
+      </w:r>
+    </w:p>
+    <w:p>
+      <w:pPr>
+        <w:rPr>
+          <w:lang w:val="en-US"/>
+        </w:rPr>
+      </w:pPr>
+      <w:r>
+        <w:rPr>
+          <w:lang w:val="en-US"/>
+        </w:rPr>
+        <w:t xml:space="preserve">CREATE PROCEDURE </w:t>
+      </w:r>
+      <w:proofErr w:type="spellStart"/>
+      <w:r>
+        <w:rPr>
+          <w:lang w:val="en-US"/>
+        </w:rPr>
+        <w:t>sp_algo</w:t>
+      </w:r>
+      <w:proofErr w:type="spellEnd"/>
+      <w:r>
+        <w:rPr>
+          <w:lang w:val="en-US"/>
+        </w:rPr>
+        <w:t xml:space="preserve">(IN </w:t>
+      </w:r>
+      <w:proofErr w:type="spellStart"/>
+      <w:r>
+        <w:rPr>
+          <w:lang w:val="en-US"/>
+        </w:rPr>
+        <w:t>p_id</w:t>
+      </w:r>
+      <w:proofErr w:type="spellEnd"/>
+      <w:r>
+        <w:rPr>
+          <w:lang w:val="en-US"/>
+        </w:rPr>
+        <w:t xml:space="preserve"> INT, OUT </w:t>
+      </w:r>
+      <w:proofErr w:type="spellStart"/>
+      <w:r>
+        <w:rPr>
+          <w:lang w:val="en-US"/>
+        </w:rPr>
+        <w:t>p_total</w:t>
+      </w:r>
+      <w:proofErr w:type="spellEnd"/>
+      <w:r>
+        <w:rPr>
+          <w:lang w:val="en-US"/>
+        </w:rPr>
+        <w:t xml:space="preserve"> INT)</w:t>
       </w:r>
     </w:p>
     <w:p>
@@ -923,55 +1482,71 @@
         <w:rPr>
           <w:lang w:val="en-US"/>
         </w:rPr>
-        <w:t xml:space="preserve">  SELECT COUNT(*) INTO p_total</w:t>
-      </w:r>
-    </w:p>
-    <w:p>
-      <w:pPr>
-        <w:rPr>
-          <w:lang w:val="en-US"/>
-        </w:rPr>
-      </w:pPr>
-      <w:r>
-        <w:rPr>
-          <w:lang w:val="en-US"/>
-        </w:rPr>
-        <w:t xml:space="preserve">  FROM tabla</w:t>
-      </w:r>
-    </w:p>
-    <w:p>
-      <w:pPr>
-        <w:rPr>
-          <w:lang w:val="en-US"/>
-        </w:rPr>
-      </w:pPr>
-      <w:r>
-        <w:rPr>
-          <w:lang w:val="en-US"/>
-        </w:rPr>
-        <w:t xml:space="preserve">  WHERE id = p_id;</w:t>
-      </w:r>
-    </w:p>
-    <w:p>
-      <w:pPr>
-        <w:rPr>
-          <w:lang w:val="en-US"/>
-        </w:rPr>
-      </w:pPr>
-      <w:r>
-        <w:rPr>
-          <w:lang w:val="en-US"/>
-        </w:rPr>
+        <w:t xml:space="preserve">  SELECT COUNT(*) INTO </w:t>
+      </w:r>
+      <w:proofErr w:type="spellStart"/>
+      <w:r>
+        <w:rPr>
+          <w:lang w:val="en-US"/>
+        </w:rPr>
+        <w:t>p_total</w:t>
+      </w:r>
+      <w:proofErr w:type="spellEnd"/>
+    </w:p>
+    <w:p>
+      <w:pPr>
+        <w:rPr>
+          <w:lang w:val="en-US"/>
+        </w:rPr>
+      </w:pPr>
+      <w:r>
+        <w:rPr>
+          <w:lang w:val="en-US"/>
+        </w:rPr>
+        <w:t xml:space="preserve">  FROM </w:t>
+      </w:r>
+      <w:proofErr w:type="spellStart"/>
+      <w:r>
+        <w:rPr>
+          <w:lang w:val="en-US"/>
+        </w:rPr>
+        <w:t>tabla</w:t>
+      </w:r>
+      <w:proofErr w:type="spellEnd"/>
+    </w:p>
+    <w:p>
+      <w:pPr>
+        <w:rPr>
+          <w:lang w:val="en-US"/>
+        </w:rPr>
+      </w:pPr>
+      <w:r>
+        <w:rPr>
+          <w:lang w:val="en-US"/>
+        </w:rPr>
+        <w:t xml:space="preserve">  WHERE id = </w:t>
+      </w:r>
+      <w:proofErr w:type="spellStart"/>
+      <w:r>
+        <w:rPr>
+          <w:lang w:val="en-US"/>
+        </w:rPr>
+        <w:t>p_id</w:t>
+      </w:r>
+      <w:proofErr w:type="spellEnd"/>
+      <w:r>
+        <w:rPr>
+          <w:lang w:val="en-US"/>
+        </w:rPr>
+        <w:t>;</w:t>
+      </w:r>
+    </w:p>
+    <w:p>
+      <w:r>
         <w:t>END $$</w:t>
       </w:r>
     </w:p>
-    <w:p>
-      <w:pPr>
-        <w:rPr>
-          <w:lang w:val="en-US"/>
-        </w:rPr>
-      </w:pPr>
-    </w:p>
+    <w:p/>
     <w:p>
       <w:r>
         <w:t>DELIMITER ;</w:t>
@@ -985,36 +1560,124 @@
     </w:p>
     <w:p>
       <w:r>
-        <w:t>CALL sp_algo(10, @total);</w:t>
-      </w:r>
-    </w:p>
-    <w:p>
-      <w:r>
-        <w:t>SELECT @total;</w:t>
-      </w:r>
-    </w:p>
-    <w:p/>
+        <w:t xml:space="preserve">CALL </w:t>
+      </w:r>
+      <w:proofErr w:type="spellStart"/>
+      <w:r>
+        <w:t>sp_algo</w:t>
+      </w:r>
+      <w:proofErr w:type="spellEnd"/>
+      <w:r>
+        <w:t>(10, @total);</w:t>
+      </w:r>
+    </w:p>
+    <w:p>
+      <w:pPr>
+        <w:rPr>
+          <w:lang w:val="en-US"/>
+        </w:rPr>
+      </w:pPr>
+      <w:proofErr w:type="gramStart"/>
+      <w:r>
+        <w:rPr>
+          <w:lang w:val="en-US"/>
+        </w:rPr>
+        <w:t>SELECT @</w:t>
+      </w:r>
+      <w:proofErr w:type="gramEnd"/>
+      <w:r>
+        <w:rPr>
+          <w:lang w:val="en-US"/>
+        </w:rPr>
+        <w:t>total;</w:t>
+      </w:r>
+    </w:p>
+    <w:p>
+      <w:pPr>
+        <w:rPr>
+          <w:lang w:val="en-US"/>
+        </w:rPr>
+      </w:pPr>
+    </w:p>
     <w:p>
       <w:pPr>
         <w:pStyle w:val="Ttulo2"/>
-        <w:numPr>
-          <w:ilvl w:val="0"/>
-          <w:numId w:val="1"/>
-        </w:numPr>
-      </w:pPr>
-      <w:r>
+        <w:rPr>
+          <w:lang w:val="en-US"/>
+        </w:rPr>
+      </w:pPr>
+      <w:r>
+        <w:rPr>
+          <w:lang w:val="en-US"/>
+        </w:rPr>
+        <w:t xml:space="preserve">* </w:t>
+      </w:r>
+      <w:r>
+        <w:rPr>
+          <w:lang w:val="en-US"/>
+        </w:rPr>
         <w:t>ALTER TABLE:</w:t>
       </w:r>
     </w:p>
     <w:p>
-      <w:r>
-        <w:t>alter table nombre_tabla</w:t>
-      </w:r>
-    </w:p>
-    <w:p>
-      <w:r>
+      <w:pPr>
+        <w:rPr>
+          <w:lang w:val="en-US"/>
+        </w:rPr>
+      </w:pPr>
+      <w:r>
+        <w:rPr>
+          <w:lang w:val="en-US"/>
+        </w:rPr>
+        <w:t xml:space="preserve">alter table </w:t>
+      </w:r>
+      <w:proofErr w:type="spellStart"/>
+      <w:r>
+        <w:rPr>
+          <w:lang w:val="en-US"/>
+        </w:rPr>
+        <w:t>nombre_tabla</w:t>
+      </w:r>
+      <w:proofErr w:type="spellEnd"/>
+    </w:p>
+    <w:p>
+      <w:r>
+        <w:rPr>
+          <w:lang w:val="en-US"/>
+        </w:rPr>
         <w:tab/>
-        <w:t>add column nueva_columna int;</w:t>
+      </w:r>
+      <w:proofErr w:type="spellStart"/>
+      <w:r>
+        <w:t>add</w:t>
+      </w:r>
+      <w:proofErr w:type="spellEnd"/>
+      <w:r>
+        <w:t xml:space="preserve"> </w:t>
+      </w:r>
+      <w:proofErr w:type="spellStart"/>
+      <w:r>
+        <w:t>column</w:t>
+      </w:r>
+      <w:proofErr w:type="spellEnd"/>
+      <w:r>
+        <w:t xml:space="preserve"> </w:t>
+      </w:r>
+      <w:proofErr w:type="spellStart"/>
+      <w:r>
+        <w:t>nueva_columna</w:t>
+      </w:r>
+      <w:proofErr w:type="spellEnd"/>
+      <w:r>
+        <w:t xml:space="preserve"> </w:t>
+      </w:r>
+      <w:proofErr w:type="spellStart"/>
+      <w:r>
+        <w:t>int</w:t>
+      </w:r>
+      <w:proofErr w:type="spellEnd"/>
+      <w:r>
+        <w:t>;</w:t>
       </w:r>
     </w:p>
     <w:p>
@@ -1044,7 +1707,21 @@
         <w:rPr>
           <w:lang w:val="en-US"/>
         </w:rPr>
-        <w:t>change column col col_nueva varchar(50) not null</w:t>
+        <w:t xml:space="preserve">change column col </w:t>
+      </w:r>
+      <w:proofErr w:type="spellStart"/>
+      <w:r>
+        <w:rPr>
+          <w:lang w:val="en-US"/>
+        </w:rPr>
+        <w:t>col_nueva</w:t>
+      </w:r>
+      <w:proofErr w:type="spellEnd"/>
+      <w:r>
+        <w:rPr>
+          <w:lang w:val="en-US"/>
+        </w:rPr>
+        <w:t xml:space="preserve"> varchar(50) not null</w:t>
       </w:r>
     </w:p>
     <w:p>
@@ -1098,8 +1775,16 @@
         <w:rPr>
           <w:lang w:val="en-US"/>
         </w:rPr>
-        <w:t>constraint fk_nombre</w:t>
-      </w:r>
+        <w:t xml:space="preserve">constraint </w:t>
+      </w:r>
+      <w:proofErr w:type="spellStart"/>
+      <w:r>
+        <w:rPr>
+          <w:lang w:val="en-US"/>
+        </w:rPr>
+        <w:t>fk_nombre</w:t>
+      </w:r>
+      <w:proofErr w:type="spellEnd"/>
       <w:r>
         <w:rPr>
           <w:lang w:val="en-US"/>
@@ -1110,7 +1795,21 @@
         <w:rPr>
           <w:lang w:val="en-US"/>
         </w:rPr>
-        <w:t>foreign key (col_fk) references</w:t>
+        <w:t>foreign key (</w:t>
+      </w:r>
+      <w:proofErr w:type="spellStart"/>
+      <w:r>
+        <w:rPr>
+          <w:lang w:val="en-US"/>
+        </w:rPr>
+        <w:t>col_fk</w:t>
+      </w:r>
+      <w:proofErr w:type="spellEnd"/>
+      <w:r>
+        <w:rPr>
+          <w:lang w:val="en-US"/>
+        </w:rPr>
+        <w:t>) references</w:t>
       </w:r>
       <w:r>
         <w:rPr>
@@ -1118,11 +1817,720 @@
         </w:rPr>
         <w:t xml:space="preserve"> </w:t>
       </w:r>
-      <w:r>
-        <w:rPr>
-          <w:lang w:val="en-US"/>
-        </w:rPr>
-        <w:t>otra_tabla(col_pk);</w:t>
+      <w:proofErr w:type="spellStart"/>
+      <w:r>
+        <w:rPr>
+          <w:lang w:val="en-US"/>
+        </w:rPr>
+        <w:t>otra_tabla</w:t>
+      </w:r>
+      <w:proofErr w:type="spellEnd"/>
+      <w:r>
+        <w:rPr>
+          <w:lang w:val="en-US"/>
+        </w:rPr>
+        <w:t>(</w:t>
+      </w:r>
+      <w:proofErr w:type="spellStart"/>
+      <w:r>
+        <w:rPr>
+          <w:lang w:val="en-US"/>
+        </w:rPr>
+        <w:t>col_pk</w:t>
+      </w:r>
+      <w:proofErr w:type="spellEnd"/>
+      <w:r>
+        <w:rPr>
+          <w:lang w:val="en-US"/>
+        </w:rPr>
+        <w:t>);</w:t>
+      </w:r>
+    </w:p>
+    <w:p>
+      <w:pPr>
+        <w:rPr>
+          <w:lang w:val="en-US"/>
+        </w:rPr>
+      </w:pPr>
+    </w:p>
+    <w:p>
+      <w:pPr>
+        <w:pStyle w:val="Ttulo2"/>
+        <w:rPr>
+          <w:lang w:val="en-US"/>
+        </w:rPr>
+      </w:pPr>
+      <w:r>
+        <w:rPr>
+          <w:lang w:val="en-US"/>
+        </w:rPr>
+        <w:lastRenderedPageBreak/>
+        <w:t>*</w:t>
+      </w:r>
+      <w:r>
+        <w:rPr>
+          <w:lang w:val="en-US"/>
+        </w:rPr>
+        <w:t xml:space="preserve"> CREATE TABLE:</w:t>
+      </w:r>
+    </w:p>
+    <w:p>
+      <w:pPr>
+        <w:rPr>
+          <w:lang w:val="en-US"/>
+        </w:rPr>
+      </w:pPr>
+      <w:r>
+        <w:rPr>
+          <w:lang w:val="en-US"/>
+        </w:rPr>
+        <w:t xml:space="preserve">CREATE TABLE </w:t>
+      </w:r>
+      <w:proofErr w:type="spellStart"/>
+      <w:r>
+        <w:rPr>
+          <w:lang w:val="en-US"/>
+        </w:rPr>
+        <w:t>nombre_tabla</w:t>
+      </w:r>
+      <w:proofErr w:type="spellEnd"/>
+      <w:r>
+        <w:rPr>
+          <w:lang w:val="en-US"/>
+        </w:rPr>
+        <w:t xml:space="preserve"> (</w:t>
+      </w:r>
+    </w:p>
+    <w:p>
+      <w:pPr>
+        <w:ind w:left="708"/>
+        <w:rPr>
+          <w:lang w:val="en-US"/>
+        </w:rPr>
+      </w:pPr>
+      <w:r>
+        <w:rPr>
+          <w:lang w:val="en-US"/>
+        </w:rPr>
+        <w:t>col1 INT NOT NULL</w:t>
+      </w:r>
+      <w:r>
+        <w:rPr>
+          <w:lang w:val="en-US"/>
+        </w:rPr>
+        <w:t xml:space="preserve"> / AUTO_INCREMENT</w:t>
+      </w:r>
+      <w:r>
+        <w:rPr>
+          <w:lang w:val="en-US"/>
+        </w:rPr>
+        <w:t>,</w:t>
+      </w:r>
+    </w:p>
+    <w:p>
+      <w:pPr>
+        <w:ind w:left="708"/>
+        <w:rPr>
+          <w:lang w:val="en-US"/>
+        </w:rPr>
+      </w:pPr>
+      <w:r>
+        <w:rPr>
+          <w:lang w:val="en-US"/>
+        </w:rPr>
+        <w:t>col2 VARCHAR(50),</w:t>
+      </w:r>
+    </w:p>
+    <w:p>
+      <w:pPr>
+        <w:ind w:left="708"/>
+        <w:rPr>
+          <w:lang w:val="en-US"/>
+        </w:rPr>
+      </w:pPr>
+      <w:r>
+        <w:rPr>
+          <w:lang w:val="en-US"/>
+        </w:rPr>
+        <w:t>col3 DATE,</w:t>
+      </w:r>
+    </w:p>
+    <w:p>
+      <w:pPr>
+        <w:ind w:left="708"/>
+        <w:rPr>
+          <w:lang w:val="en-US"/>
+        </w:rPr>
+      </w:pPr>
+      <w:r>
+        <w:rPr>
+          <w:lang w:val="en-US"/>
+        </w:rPr>
+        <w:t>PRIMARY KEY (col1),</w:t>
+      </w:r>
+    </w:p>
+    <w:p>
+      <w:pPr>
+        <w:ind w:left="708"/>
+        <w:rPr>
+          <w:lang w:val="en-US"/>
+        </w:rPr>
+      </w:pPr>
+      <w:r>
+        <w:rPr>
+          <w:lang w:val="en-US"/>
+        </w:rPr>
+        <w:t xml:space="preserve">FOREIGN KEY (col2) REFERENCES </w:t>
+      </w:r>
+      <w:proofErr w:type="spellStart"/>
+      <w:r>
+        <w:rPr>
+          <w:lang w:val="en-US"/>
+        </w:rPr>
+        <w:t>otra_tabla</w:t>
+      </w:r>
+      <w:proofErr w:type="spellEnd"/>
+      <w:r>
+        <w:rPr>
+          <w:lang w:val="en-US"/>
+        </w:rPr>
+        <w:t>(</w:t>
+      </w:r>
+      <w:proofErr w:type="spellStart"/>
+      <w:r>
+        <w:rPr>
+          <w:lang w:val="en-US"/>
+        </w:rPr>
+        <w:t>col_pk</w:t>
+      </w:r>
+      <w:proofErr w:type="spellEnd"/>
+      <w:r>
+        <w:rPr>
+          <w:lang w:val="en-US"/>
+        </w:rPr>
+        <w:t>)</w:t>
+      </w:r>
+    </w:p>
+    <w:p>
+      <w:pPr>
+        <w:rPr>
+          <w:lang w:val="en-US"/>
+        </w:rPr>
+      </w:pPr>
+      <w:r>
+        <w:rPr>
+          <w:lang w:val="en-US"/>
+        </w:rPr>
+        <w:t>);</w:t>
+      </w:r>
+    </w:p>
+    <w:p>
+      <w:pPr>
+        <w:rPr>
+          <w:lang w:val="en-US"/>
+        </w:rPr>
+      </w:pPr>
+    </w:p>
+    <w:p>
+      <w:pPr>
+        <w:pStyle w:val="Ttulo2"/>
+        <w:rPr>
+          <w:lang w:val="en-US"/>
+        </w:rPr>
+      </w:pPr>
+      <w:r>
+        <w:rPr>
+          <w:lang w:val="en-US"/>
+        </w:rPr>
+        <w:t>* CREATE TEMPORARY TABLE:</w:t>
+      </w:r>
+    </w:p>
+    <w:p>
+      <w:pPr>
+        <w:rPr>
+          <w:lang w:val="en-US"/>
+        </w:rPr>
+      </w:pPr>
+      <w:r>
+        <w:rPr>
+          <w:lang w:val="en-US"/>
+        </w:rPr>
+        <w:t>DROP TEMPORARY TABLE IF EXISTS;</w:t>
+      </w:r>
+    </w:p>
+    <w:p>
+      <w:pPr>
+        <w:rPr>
+          <w:lang w:val="en-US"/>
+        </w:rPr>
+      </w:pPr>
+      <w:r>
+        <w:rPr>
+          <w:lang w:val="en-US"/>
+        </w:rPr>
+        <w:t xml:space="preserve">CREATE TEMPORARY TABLE </w:t>
+      </w:r>
+      <w:proofErr w:type="spellStart"/>
+      <w:r>
+        <w:rPr>
+          <w:lang w:val="en-US"/>
+        </w:rPr>
+        <w:t>tmp_nombre</w:t>
+      </w:r>
+      <w:proofErr w:type="spellEnd"/>
+      <w:r>
+        <w:rPr>
+          <w:lang w:val="en-US"/>
+        </w:rPr>
+        <w:t xml:space="preserve"> AS</w:t>
+      </w:r>
+      <w:r>
+        <w:rPr>
+          <w:lang w:val="en-US"/>
+        </w:rPr>
+        <w:t>…</w:t>
+      </w:r>
+    </w:p>
+    <w:p>
+      <w:pPr>
+        <w:rPr>
+          <w:lang w:val="en-US"/>
+        </w:rPr>
+      </w:pPr>
+    </w:p>
+    <w:p>
+      <w:pPr>
+        <w:pStyle w:val="Ttulo2"/>
+        <w:rPr>
+          <w:lang w:val="en-US"/>
+        </w:rPr>
+      </w:pPr>
+      <w:r>
+        <w:rPr>
+          <w:lang w:val="en-US"/>
+        </w:rPr>
+        <w:t xml:space="preserve">* CREATE </w:t>
+      </w:r>
+      <w:r>
+        <w:rPr>
+          <w:lang w:val="en-US"/>
+        </w:rPr>
+        <w:t>VIEW</w:t>
+      </w:r>
+      <w:r>
+        <w:rPr>
+          <w:lang w:val="en-US"/>
+        </w:rPr>
+        <w:t>:</w:t>
+      </w:r>
+    </w:p>
+    <w:p>
+      <w:pPr>
+        <w:rPr>
+          <w:lang w:val="en-US"/>
+        </w:rPr>
+      </w:pPr>
+      <w:r>
+        <w:rPr>
+          <w:lang w:val="en-US"/>
+        </w:rPr>
+        <w:t xml:space="preserve">DROP </w:t>
+      </w:r>
+      <w:r>
+        <w:rPr>
+          <w:lang w:val="en-US"/>
+        </w:rPr>
+        <w:t>VIEW</w:t>
+      </w:r>
+      <w:r>
+        <w:rPr>
+          <w:lang w:val="en-US"/>
+        </w:rPr>
+        <w:t xml:space="preserve"> IF EXISTS</w:t>
+      </w:r>
+      <w:r>
+        <w:rPr>
+          <w:lang w:val="en-US"/>
+        </w:rPr>
+        <w:t>…</w:t>
+      </w:r>
+      <w:r>
+        <w:rPr>
+          <w:lang w:val="en-US"/>
+        </w:rPr>
+        <w:t>;</w:t>
+      </w:r>
+    </w:p>
+    <w:p>
+      <w:pPr>
+        <w:rPr>
+          <w:lang w:val="en-US"/>
+        </w:rPr>
+      </w:pPr>
+      <w:r>
+        <w:rPr>
+          <w:lang w:val="en-US"/>
+        </w:rPr>
+        <w:t xml:space="preserve">CREATE </w:t>
+      </w:r>
+      <w:r>
+        <w:rPr>
+          <w:lang w:val="en-US"/>
+        </w:rPr>
+        <w:t>VIEW</w:t>
+      </w:r>
+      <w:r>
+        <w:rPr>
+          <w:lang w:val="en-US"/>
+        </w:rPr>
+        <w:t xml:space="preserve"> tmp_nombr</w:t>
+      </w:r>
+      <w:proofErr w:type="spellStart"/>
+      <w:r>
+        <w:rPr>
+          <w:lang w:val="en-US"/>
+        </w:rPr>
+        <w:t>e</w:t>
+      </w:r>
+      <w:proofErr w:type="spellEnd"/>
+      <w:r>
+        <w:rPr>
+          <w:lang w:val="en-US"/>
+        </w:rPr>
+        <w:t xml:space="preserve"> AS</w:t>
+      </w:r>
+      <w:r>
+        <w:rPr>
+          <w:lang w:val="en-US"/>
+        </w:rPr>
+        <w:t>…</w:t>
+      </w:r>
+    </w:p>
+    <w:p>
+      <w:pPr>
+        <w:rPr>
+          <w:lang w:val="en-US"/>
+        </w:rPr>
+      </w:pPr>
+    </w:p>
+    <w:p>
+      <w:pPr>
+        <w:pStyle w:val="Ttulo2"/>
+        <w:rPr>
+          <w:lang w:val="en-US"/>
+        </w:rPr>
+      </w:pPr>
+      <w:r>
+        <w:rPr>
+          <w:lang w:val="en-US"/>
+        </w:rPr>
+        <w:t xml:space="preserve">* </w:t>
+      </w:r>
+      <w:r>
+        <w:rPr>
+          <w:lang w:val="en-US"/>
+        </w:rPr>
+        <w:t>SAVEPOINT</w:t>
+      </w:r>
+      <w:r>
+        <w:rPr>
+          <w:lang w:val="en-US"/>
+        </w:rPr>
+        <w:t>:</w:t>
+      </w:r>
+    </w:p>
+    <w:p>
+      <w:pPr>
+        <w:rPr>
+          <w:lang w:val="en-US"/>
+        </w:rPr>
+      </w:pPr>
+      <w:r>
+        <w:rPr>
+          <w:lang w:val="en-US"/>
+        </w:rPr>
+        <w:t>START TRANSACTION;</w:t>
+      </w:r>
+    </w:p>
+    <w:p>
+      <w:pPr>
+        <w:ind w:left="708"/>
+        <w:rPr>
+          <w:lang w:val="en-US"/>
+        </w:rPr>
+      </w:pPr>
+      <w:r>
+        <w:rPr>
+          <w:lang w:val="en-US"/>
+        </w:rPr>
+        <w:t xml:space="preserve">INSERT INTO </w:t>
+      </w:r>
+      <w:proofErr w:type="spellStart"/>
+      <w:r>
+        <w:rPr>
+          <w:lang w:val="en-US"/>
+        </w:rPr>
+        <w:t>tabla</w:t>
+      </w:r>
+      <w:proofErr w:type="spellEnd"/>
+      <w:r>
+        <w:rPr>
+          <w:lang w:val="en-US"/>
+        </w:rPr>
+        <w:t xml:space="preserve"> ...;</w:t>
+      </w:r>
+    </w:p>
+    <w:p>
+      <w:pPr>
+        <w:ind w:left="708"/>
+        <w:rPr>
+          <w:lang w:val="en-US"/>
+        </w:rPr>
+      </w:pPr>
+      <w:r>
+        <w:rPr>
+          <w:lang w:val="en-US"/>
+        </w:rPr>
+        <w:t>SAVEPOINT punto1;</w:t>
+      </w:r>
+    </w:p>
+    <w:p>
+      <w:pPr>
+        <w:ind w:left="708"/>
+        <w:rPr>
+          <w:lang w:val="en-US"/>
+        </w:rPr>
+      </w:pPr>
+      <w:r>
+        <w:rPr>
+          <w:lang w:val="en-US"/>
+        </w:rPr>
+        <w:t>UPDATE tabla ...;</w:t>
+      </w:r>
+    </w:p>
+    <w:p>
+      <w:pPr>
+        <w:ind w:left="708"/>
+        <w:rPr>
+          <w:lang w:val="en-US"/>
+        </w:rPr>
+      </w:pPr>
+      <w:r>
+        <w:rPr>
+          <w:lang w:val="en-US"/>
+        </w:rPr>
+        <w:t>ROLLBACK TO SAVEPOINT punto1;</w:t>
+      </w:r>
+    </w:p>
+    <w:p>
+      <w:pPr>
+        <w:rPr>
+          <w:lang w:val="en-US"/>
+        </w:rPr>
+      </w:pPr>
+      <w:r>
+        <w:rPr>
+          <w:lang w:val="en-US"/>
+        </w:rPr>
+        <w:t>COMMIT;</w:t>
+      </w:r>
+    </w:p>
+    <w:p>
+      <w:pPr>
+        <w:rPr>
+          <w:lang w:val="en-US"/>
+        </w:rPr>
+      </w:pPr>
+    </w:p>
+    <w:p>
+      <w:pPr>
+        <w:pStyle w:val="Ttulo2"/>
+        <w:rPr>
+          <w:lang w:val="en-US"/>
+        </w:rPr>
+      </w:pPr>
+      <w:r>
+        <w:rPr>
+          <w:lang w:val="en-US"/>
+        </w:rPr>
+        <w:t>* GRANT / REVOKE:</w:t>
+      </w:r>
+    </w:p>
+    <w:p>
+      <w:pPr>
+        <w:rPr>
+          <w:lang w:val="en-US"/>
+        </w:rPr>
+      </w:pPr>
+      <w:r>
+        <w:rPr>
+          <w:lang w:val="en-US"/>
+        </w:rPr>
+        <w:t>GRANT SELECT, INSERT, UPDATE</w:t>
+      </w:r>
+      <w:r>
+        <w:rPr>
+          <w:lang w:val="en-US"/>
+        </w:rPr>
+        <w:t xml:space="preserve"> </w:t>
+      </w:r>
+      <w:r>
+        <w:rPr>
+          <w:lang w:val="en-US"/>
+        </w:rPr>
+        <w:t xml:space="preserve">ON </w:t>
+      </w:r>
+      <w:proofErr w:type="spellStart"/>
+      <w:r>
+        <w:rPr>
+          <w:lang w:val="en-US"/>
+        </w:rPr>
+        <w:t>base.tabla</w:t>
+      </w:r>
+      <w:proofErr w:type="spellEnd"/>
+      <w:r>
+        <w:rPr>
+          <w:lang w:val="en-US"/>
+        </w:rPr>
+        <w:t xml:space="preserve"> </w:t>
+      </w:r>
+      <w:r>
+        <w:rPr>
+          <w:lang w:val="en-US"/>
+        </w:rPr>
+        <w:t>TO '</w:t>
+      </w:r>
+      <w:proofErr w:type="spellStart"/>
+      <w:r>
+        <w:rPr>
+          <w:lang w:val="en-US"/>
+        </w:rPr>
+        <w:t>usuario</w:t>
+      </w:r>
+      <w:proofErr w:type="spellEnd"/>
+      <w:r>
+        <w:rPr>
+          <w:lang w:val="en-US"/>
+        </w:rPr>
+        <w:t>'@'localhost';</w:t>
+      </w:r>
+    </w:p>
+    <w:p>
+      <w:pPr>
+        <w:rPr>
+          <w:lang w:val="en-US"/>
+        </w:rPr>
+      </w:pPr>
+      <w:r>
+        <w:rPr>
+          <w:lang w:val="en-US"/>
+        </w:rPr>
+        <w:t>REVOKE INSERT, UPDATE</w:t>
+      </w:r>
+      <w:r>
+        <w:rPr>
+          <w:lang w:val="en-US"/>
+        </w:rPr>
+        <w:t xml:space="preserve"> </w:t>
+      </w:r>
+      <w:r>
+        <w:rPr>
+          <w:lang w:val="en-US"/>
+        </w:rPr>
+        <w:t xml:space="preserve">ON </w:t>
+      </w:r>
+      <w:proofErr w:type="spellStart"/>
+      <w:r>
+        <w:rPr>
+          <w:lang w:val="en-US"/>
+        </w:rPr>
+        <w:t>base.tabla</w:t>
+      </w:r>
+      <w:proofErr w:type="spellEnd"/>
+      <w:r>
+        <w:rPr>
+          <w:lang w:val="en-US"/>
+        </w:rPr>
+        <w:t xml:space="preserve"> </w:t>
+      </w:r>
+      <w:r>
+        <w:rPr>
+          <w:lang w:val="en-US"/>
+        </w:rPr>
+        <w:t>FROM '</w:t>
+      </w:r>
+      <w:proofErr w:type="spellStart"/>
+      <w:r>
+        <w:rPr>
+          <w:lang w:val="en-US"/>
+        </w:rPr>
+        <w:t>usuario</w:t>
+      </w:r>
+      <w:proofErr w:type="spellEnd"/>
+      <w:r>
+        <w:rPr>
+          <w:lang w:val="en-US"/>
+        </w:rPr>
+        <w:t>'@'localhost';</w:t>
+      </w:r>
+    </w:p>
+    <w:p>
+      <w:pPr>
+        <w:rPr>
+          <w:lang w:val="en-US"/>
+        </w:rPr>
+      </w:pPr>
+      <w:r>
+        <w:rPr>
+          <w:lang w:val="en-US"/>
+        </w:rPr>
+        <w:t>GRANT SELECT</w:t>
+      </w:r>
+      <w:r>
+        <w:rPr>
+          <w:lang w:val="en-US"/>
+        </w:rPr>
+        <w:t xml:space="preserve"> </w:t>
+      </w:r>
+      <w:r>
+        <w:rPr>
+          <w:lang w:val="en-US"/>
+        </w:rPr>
+        <w:t xml:space="preserve">ON </w:t>
+      </w:r>
+      <w:proofErr w:type="spellStart"/>
+      <w:r>
+        <w:rPr>
+          <w:lang w:val="en-US"/>
+        </w:rPr>
+        <w:t>base.vw_nombre</w:t>
+      </w:r>
+      <w:proofErr w:type="spellEnd"/>
+      <w:r>
+        <w:rPr>
+          <w:lang w:val="en-US"/>
+        </w:rPr>
+        <w:t xml:space="preserve"> </w:t>
+      </w:r>
+      <w:r>
+        <w:rPr>
+          <w:lang w:val="en-US"/>
+        </w:rPr>
+        <w:t>TO '</w:t>
+      </w:r>
+      <w:proofErr w:type="spellStart"/>
+      <w:r>
+        <w:rPr>
+          <w:lang w:val="en-US"/>
+        </w:rPr>
+        <w:t>usuario</w:t>
+      </w:r>
+      <w:proofErr w:type="spellEnd"/>
+      <w:r>
+        <w:rPr>
+          <w:lang w:val="en-US"/>
+        </w:rPr>
+        <w:t>'@'localhost';</w:t>
       </w:r>
     </w:p>
     <w:sectPr>
@@ -1138,10 +2546,10 @@
 <file path=word/numbering.xml><?xml version="1.0" encoding="utf-8"?>
 <w:numbering xmlns:wpc="http://schemas.microsoft.com/office/word/2010/wordprocessingCanvas" xmlns:cx="http://schemas.microsoft.com/office/drawing/2014/chartex" xmlns:cx1="http://schemas.microsoft.com/office/drawing/2015/9/8/chartex" xmlns:cx2="http://schemas.microsoft.com/office/drawing/2015/10/21/chartex" xmlns:cx3="http://schemas.microsoft.com/office/drawing/2016/5/9/chartex" xmlns:cx4="http://schemas.microsoft.com/office/drawing/2016/5/10/chartex" xmlns:cx5="http://schemas.microsoft.com/office/drawing/2016/5/11/chartex" xmlns:cx6="http://schemas.microsoft.com/office/drawing/2016/5/12/chartex" xmlns:cx7="http://schemas.microsoft.com/office/drawing/2016/5/13/chartex" xmlns:cx8="http://schemas.microsoft.com/office/drawing/2016/5/14/chartex" xmlns:mc="http://schemas.openxmlformats.org/markup-compatibility/2006" xmlns:aink="http://schemas.microsoft.com/office/drawing/2016/ink" xmlns:am3d="http://schemas.microsoft.com/office/drawing/2017/model3d" xmlns:o="urn:schemas-microsoft-com:office:office" xmlns:oel="http://schemas.microsoft.com/office/2019/extlst" xmlns:r="http://schemas.openxmlformats.org/officeDocument/2006/relationships" xmlns:m="http://schemas.openxmlformats.org/officeDocument/2006/math" xmlns:v="urn:schemas-microsoft-com:vml" xmlns:wp14="http://schemas.microsoft.com/office/word/2010/wordprocessingDrawing" xmlns:wp="http://schemas.openxmlformats.org/drawingml/2006/wordprocessingDrawing" xmlns:w10="urn:schemas-microsoft-com:office:word" xmlns:w="http://schemas.openxmlformats.org/wordprocessingml/2006/main" xmlns:w14="http://schemas.microsoft.com/office/word/2010/wordml" xmlns:w15="http://schemas.microsoft.com/office/word/2012/wordml" xmlns:w16cex="http://schemas.microsoft.com/office/word/2018/wordml/cex" xmlns:w16cid="http://schemas.microsoft.com/office/word/2016/wordml/cid" xmlns:w16="http://schemas.microsoft.com/office/word/2018/wordml" xmlns:w16du="http://schemas.microsoft.com/office/word/2023/wordml/word16du" xmlns:w16sdtdh="http://schemas.microsoft.com/office/word/2020/wordml/sdtdatahash" xmlns:w16sdtfl="http://schemas.microsoft.com/office/word/2024/wordml/sdtformatlock" xmlns:w16se="http://schemas.microsoft.com/office/word/2015/wordml/symex" xmlns:wpg="http://schemas.microsoft.com/office/word/2010/wordprocessingGroup" xmlns:wpi="http://schemas.microsoft.com/office/word/2010/wordprocessingInk" xmlns:wne="http://schemas.microsoft.com/office/word/2006/wordml" xmlns:wps="http://schemas.microsoft.com/office/word/2010/wordprocessingShape" mc:Ignorable="w14 w15 w16se w16cid w16 w16cex w16sdtdh w16sdtfl w16du wp14">
   <w:abstractNum w:abstractNumId="0" w15:restartNumberingAfterBreak="0">
-    <w:nsid w:val="41F51582"/>
+    <w:nsid w:val="05357E3F"/>
     <w:multiLevelType w:val="hybridMultilevel"/>
-    <w:tmpl w:val="C74E800E"/>
-    <w:lvl w:ilvl="0" w:tplc="A28EA0D0">
+    <w:tmpl w:val="0D467994"/>
+    <w:lvl w:ilvl="0" w:tplc="EB5496EA">
       <w:numFmt w:val="bullet"/>
       <w:lvlText w:val=""/>
       <w:lvlJc w:val="left"/>
@@ -1249,7 +2657,352 @@
       </w:rPr>
     </w:lvl>
   </w:abstractNum>
+  <w:abstractNum w:abstractNumId="1" w15:restartNumberingAfterBreak="0">
+    <w:nsid w:val="28F86A33"/>
+    <w:multiLevelType w:val="hybridMultilevel"/>
+    <w:tmpl w:val="B6B0201A"/>
+    <w:lvl w:ilvl="0" w:tplc="8738CFC8">
+      <w:numFmt w:val="bullet"/>
+      <w:lvlText w:val=""/>
+      <w:lvlJc w:val="left"/>
+      <w:pPr>
+        <w:ind w:left="720" w:hanging="360"/>
+      </w:pPr>
+      <w:rPr>
+        <w:rFonts w:ascii="Symbol" w:eastAsiaTheme="majorEastAsia" w:hAnsi="Symbol" w:cstheme="majorBidi" w:hint="default"/>
+      </w:rPr>
+    </w:lvl>
+    <w:lvl w:ilvl="1" w:tplc="2C0A0003" w:tentative="1">
+      <w:start w:val="1"/>
+      <w:numFmt w:val="bullet"/>
+      <w:lvlText w:val="o"/>
+      <w:lvlJc w:val="left"/>
+      <w:pPr>
+        <w:ind w:left="1440" w:hanging="360"/>
+      </w:pPr>
+      <w:rPr>
+        <w:rFonts w:ascii="Courier New" w:hAnsi="Courier New" w:cs="Courier New" w:hint="default"/>
+      </w:rPr>
+    </w:lvl>
+    <w:lvl w:ilvl="2" w:tplc="2C0A0005" w:tentative="1">
+      <w:start w:val="1"/>
+      <w:numFmt w:val="bullet"/>
+      <w:lvlText w:val=""/>
+      <w:lvlJc w:val="left"/>
+      <w:pPr>
+        <w:ind w:left="2160" w:hanging="360"/>
+      </w:pPr>
+      <w:rPr>
+        <w:rFonts w:ascii="Wingdings" w:hAnsi="Wingdings" w:hint="default"/>
+      </w:rPr>
+    </w:lvl>
+    <w:lvl w:ilvl="3" w:tplc="2C0A0001" w:tentative="1">
+      <w:start w:val="1"/>
+      <w:numFmt w:val="bullet"/>
+      <w:lvlText w:val=""/>
+      <w:lvlJc w:val="left"/>
+      <w:pPr>
+        <w:ind w:left="2880" w:hanging="360"/>
+      </w:pPr>
+      <w:rPr>
+        <w:rFonts w:ascii="Symbol" w:hAnsi="Symbol" w:hint="default"/>
+      </w:rPr>
+    </w:lvl>
+    <w:lvl w:ilvl="4" w:tplc="2C0A0003" w:tentative="1">
+      <w:start w:val="1"/>
+      <w:numFmt w:val="bullet"/>
+      <w:lvlText w:val="o"/>
+      <w:lvlJc w:val="left"/>
+      <w:pPr>
+        <w:ind w:left="3600" w:hanging="360"/>
+      </w:pPr>
+      <w:rPr>
+        <w:rFonts w:ascii="Courier New" w:hAnsi="Courier New" w:cs="Courier New" w:hint="default"/>
+      </w:rPr>
+    </w:lvl>
+    <w:lvl w:ilvl="5" w:tplc="2C0A0005" w:tentative="1">
+      <w:start w:val="1"/>
+      <w:numFmt w:val="bullet"/>
+      <w:lvlText w:val=""/>
+      <w:lvlJc w:val="left"/>
+      <w:pPr>
+        <w:ind w:left="4320" w:hanging="360"/>
+      </w:pPr>
+      <w:rPr>
+        <w:rFonts w:ascii="Wingdings" w:hAnsi="Wingdings" w:hint="default"/>
+      </w:rPr>
+    </w:lvl>
+    <w:lvl w:ilvl="6" w:tplc="2C0A0001" w:tentative="1">
+      <w:start w:val="1"/>
+      <w:numFmt w:val="bullet"/>
+      <w:lvlText w:val=""/>
+      <w:lvlJc w:val="left"/>
+      <w:pPr>
+        <w:ind w:left="5040" w:hanging="360"/>
+      </w:pPr>
+      <w:rPr>
+        <w:rFonts w:ascii="Symbol" w:hAnsi="Symbol" w:hint="default"/>
+      </w:rPr>
+    </w:lvl>
+    <w:lvl w:ilvl="7" w:tplc="2C0A0003" w:tentative="1">
+      <w:start w:val="1"/>
+      <w:numFmt w:val="bullet"/>
+      <w:lvlText w:val="o"/>
+      <w:lvlJc w:val="left"/>
+      <w:pPr>
+        <w:ind w:left="5760" w:hanging="360"/>
+      </w:pPr>
+      <w:rPr>
+        <w:rFonts w:ascii="Courier New" w:hAnsi="Courier New" w:cs="Courier New" w:hint="default"/>
+      </w:rPr>
+    </w:lvl>
+    <w:lvl w:ilvl="8" w:tplc="2C0A0005" w:tentative="1">
+      <w:start w:val="1"/>
+      <w:numFmt w:val="bullet"/>
+      <w:lvlText w:val=""/>
+      <w:lvlJc w:val="left"/>
+      <w:pPr>
+        <w:ind w:left="6480" w:hanging="360"/>
+      </w:pPr>
+      <w:rPr>
+        <w:rFonts w:ascii="Wingdings" w:hAnsi="Wingdings" w:hint="default"/>
+      </w:rPr>
+    </w:lvl>
+  </w:abstractNum>
+  <w:abstractNum w:abstractNumId="2" w15:restartNumberingAfterBreak="0">
+    <w:nsid w:val="41F51582"/>
+    <w:multiLevelType w:val="hybridMultilevel"/>
+    <w:tmpl w:val="C74E800E"/>
+    <w:lvl w:ilvl="0" w:tplc="A28EA0D0">
+      <w:numFmt w:val="bullet"/>
+      <w:lvlText w:val=""/>
+      <w:lvlJc w:val="left"/>
+      <w:pPr>
+        <w:ind w:left="720" w:hanging="360"/>
+      </w:pPr>
+      <w:rPr>
+        <w:rFonts w:ascii="Symbol" w:eastAsiaTheme="majorEastAsia" w:hAnsi="Symbol" w:cstheme="majorBidi" w:hint="default"/>
+      </w:rPr>
+    </w:lvl>
+    <w:lvl w:ilvl="1" w:tplc="2C0A0003" w:tentative="1">
+      <w:start w:val="1"/>
+      <w:numFmt w:val="bullet"/>
+      <w:lvlText w:val="o"/>
+      <w:lvlJc w:val="left"/>
+      <w:pPr>
+        <w:ind w:left="1440" w:hanging="360"/>
+      </w:pPr>
+      <w:rPr>
+        <w:rFonts w:ascii="Courier New" w:hAnsi="Courier New" w:cs="Courier New" w:hint="default"/>
+      </w:rPr>
+    </w:lvl>
+    <w:lvl w:ilvl="2" w:tplc="2C0A0005" w:tentative="1">
+      <w:start w:val="1"/>
+      <w:numFmt w:val="bullet"/>
+      <w:lvlText w:val=""/>
+      <w:lvlJc w:val="left"/>
+      <w:pPr>
+        <w:ind w:left="2160" w:hanging="360"/>
+      </w:pPr>
+      <w:rPr>
+        <w:rFonts w:ascii="Wingdings" w:hAnsi="Wingdings" w:hint="default"/>
+      </w:rPr>
+    </w:lvl>
+    <w:lvl w:ilvl="3" w:tplc="2C0A0001" w:tentative="1">
+      <w:start w:val="1"/>
+      <w:numFmt w:val="bullet"/>
+      <w:lvlText w:val=""/>
+      <w:lvlJc w:val="left"/>
+      <w:pPr>
+        <w:ind w:left="2880" w:hanging="360"/>
+      </w:pPr>
+      <w:rPr>
+        <w:rFonts w:ascii="Symbol" w:hAnsi="Symbol" w:hint="default"/>
+      </w:rPr>
+    </w:lvl>
+    <w:lvl w:ilvl="4" w:tplc="2C0A0003" w:tentative="1">
+      <w:start w:val="1"/>
+      <w:numFmt w:val="bullet"/>
+      <w:lvlText w:val="o"/>
+      <w:lvlJc w:val="left"/>
+      <w:pPr>
+        <w:ind w:left="3600" w:hanging="360"/>
+      </w:pPr>
+      <w:rPr>
+        <w:rFonts w:ascii="Courier New" w:hAnsi="Courier New" w:cs="Courier New" w:hint="default"/>
+      </w:rPr>
+    </w:lvl>
+    <w:lvl w:ilvl="5" w:tplc="2C0A0005" w:tentative="1">
+      <w:start w:val="1"/>
+      <w:numFmt w:val="bullet"/>
+      <w:lvlText w:val=""/>
+      <w:lvlJc w:val="left"/>
+      <w:pPr>
+        <w:ind w:left="4320" w:hanging="360"/>
+      </w:pPr>
+      <w:rPr>
+        <w:rFonts w:ascii="Wingdings" w:hAnsi="Wingdings" w:hint="default"/>
+      </w:rPr>
+    </w:lvl>
+    <w:lvl w:ilvl="6" w:tplc="2C0A0001" w:tentative="1">
+      <w:start w:val="1"/>
+      <w:numFmt w:val="bullet"/>
+      <w:lvlText w:val=""/>
+      <w:lvlJc w:val="left"/>
+      <w:pPr>
+        <w:ind w:left="5040" w:hanging="360"/>
+      </w:pPr>
+      <w:rPr>
+        <w:rFonts w:ascii="Symbol" w:hAnsi="Symbol" w:hint="default"/>
+      </w:rPr>
+    </w:lvl>
+    <w:lvl w:ilvl="7" w:tplc="2C0A0003" w:tentative="1">
+      <w:start w:val="1"/>
+      <w:numFmt w:val="bullet"/>
+      <w:lvlText w:val="o"/>
+      <w:lvlJc w:val="left"/>
+      <w:pPr>
+        <w:ind w:left="5760" w:hanging="360"/>
+      </w:pPr>
+      <w:rPr>
+        <w:rFonts w:ascii="Courier New" w:hAnsi="Courier New" w:cs="Courier New" w:hint="default"/>
+      </w:rPr>
+    </w:lvl>
+    <w:lvl w:ilvl="8" w:tplc="2C0A0005" w:tentative="1">
+      <w:start w:val="1"/>
+      <w:numFmt w:val="bullet"/>
+      <w:lvlText w:val=""/>
+      <w:lvlJc w:val="left"/>
+      <w:pPr>
+        <w:ind w:left="6480" w:hanging="360"/>
+      </w:pPr>
+      <w:rPr>
+        <w:rFonts w:ascii="Wingdings" w:hAnsi="Wingdings" w:hint="default"/>
+      </w:rPr>
+    </w:lvl>
+  </w:abstractNum>
+  <w:abstractNum w:abstractNumId="3" w15:restartNumberingAfterBreak="0">
+    <w:nsid w:val="5B2A2A70"/>
+    <w:multiLevelType w:val="hybridMultilevel"/>
+    <w:tmpl w:val="B274A3EC"/>
+    <w:lvl w:ilvl="0" w:tplc="51BAAF82">
+      <w:numFmt w:val="bullet"/>
+      <w:lvlText w:val=""/>
+      <w:lvlJc w:val="left"/>
+      <w:pPr>
+        <w:ind w:left="720" w:hanging="360"/>
+      </w:pPr>
+      <w:rPr>
+        <w:rFonts w:ascii="Symbol" w:eastAsiaTheme="majorEastAsia" w:hAnsi="Symbol" w:cstheme="majorBidi" w:hint="default"/>
+      </w:rPr>
+    </w:lvl>
+    <w:lvl w:ilvl="1" w:tplc="2C0A0003" w:tentative="1">
+      <w:start w:val="1"/>
+      <w:numFmt w:val="bullet"/>
+      <w:lvlText w:val="o"/>
+      <w:lvlJc w:val="left"/>
+      <w:pPr>
+        <w:ind w:left="1440" w:hanging="360"/>
+      </w:pPr>
+      <w:rPr>
+        <w:rFonts w:ascii="Courier New" w:hAnsi="Courier New" w:cs="Courier New" w:hint="default"/>
+      </w:rPr>
+    </w:lvl>
+    <w:lvl w:ilvl="2" w:tplc="2C0A0005" w:tentative="1">
+      <w:start w:val="1"/>
+      <w:numFmt w:val="bullet"/>
+      <w:lvlText w:val=""/>
+      <w:lvlJc w:val="left"/>
+      <w:pPr>
+        <w:ind w:left="2160" w:hanging="360"/>
+      </w:pPr>
+      <w:rPr>
+        <w:rFonts w:ascii="Wingdings" w:hAnsi="Wingdings" w:hint="default"/>
+      </w:rPr>
+    </w:lvl>
+    <w:lvl w:ilvl="3" w:tplc="2C0A0001" w:tentative="1">
+      <w:start w:val="1"/>
+      <w:numFmt w:val="bullet"/>
+      <w:lvlText w:val=""/>
+      <w:lvlJc w:val="left"/>
+      <w:pPr>
+        <w:ind w:left="2880" w:hanging="360"/>
+      </w:pPr>
+      <w:rPr>
+        <w:rFonts w:ascii="Symbol" w:hAnsi="Symbol" w:hint="default"/>
+      </w:rPr>
+    </w:lvl>
+    <w:lvl w:ilvl="4" w:tplc="2C0A0003" w:tentative="1">
+      <w:start w:val="1"/>
+      <w:numFmt w:val="bullet"/>
+      <w:lvlText w:val="o"/>
+      <w:lvlJc w:val="left"/>
+      <w:pPr>
+        <w:ind w:left="3600" w:hanging="360"/>
+      </w:pPr>
+      <w:rPr>
+        <w:rFonts w:ascii="Courier New" w:hAnsi="Courier New" w:cs="Courier New" w:hint="default"/>
+      </w:rPr>
+    </w:lvl>
+    <w:lvl w:ilvl="5" w:tplc="2C0A0005" w:tentative="1">
+      <w:start w:val="1"/>
+      <w:numFmt w:val="bullet"/>
+      <w:lvlText w:val=""/>
+      <w:lvlJc w:val="left"/>
+      <w:pPr>
+        <w:ind w:left="4320" w:hanging="360"/>
+      </w:pPr>
+      <w:rPr>
+        <w:rFonts w:ascii="Wingdings" w:hAnsi="Wingdings" w:hint="default"/>
+      </w:rPr>
+    </w:lvl>
+    <w:lvl w:ilvl="6" w:tplc="2C0A0001" w:tentative="1">
+      <w:start w:val="1"/>
+      <w:numFmt w:val="bullet"/>
+      <w:lvlText w:val=""/>
+      <w:lvlJc w:val="left"/>
+      <w:pPr>
+        <w:ind w:left="5040" w:hanging="360"/>
+      </w:pPr>
+      <w:rPr>
+        <w:rFonts w:ascii="Symbol" w:hAnsi="Symbol" w:hint="default"/>
+      </w:rPr>
+    </w:lvl>
+    <w:lvl w:ilvl="7" w:tplc="2C0A0003" w:tentative="1">
+      <w:start w:val="1"/>
+      <w:numFmt w:val="bullet"/>
+      <w:lvlText w:val="o"/>
+      <w:lvlJc w:val="left"/>
+      <w:pPr>
+        <w:ind w:left="5760" w:hanging="360"/>
+      </w:pPr>
+      <w:rPr>
+        <w:rFonts w:ascii="Courier New" w:hAnsi="Courier New" w:cs="Courier New" w:hint="default"/>
+      </w:rPr>
+    </w:lvl>
+    <w:lvl w:ilvl="8" w:tplc="2C0A0005" w:tentative="1">
+      <w:start w:val="1"/>
+      <w:numFmt w:val="bullet"/>
+      <w:lvlText w:val=""/>
+      <w:lvlJc w:val="left"/>
+      <w:pPr>
+        <w:ind w:left="6480" w:hanging="360"/>
+      </w:pPr>
+      <w:rPr>
+        <w:rFonts w:ascii="Wingdings" w:hAnsi="Wingdings" w:hint="default"/>
+      </w:rPr>
+    </w:lvl>
+  </w:abstractNum>
   <w:num w:numId="1" w16cid:durableId="1394540802">
+    <w:abstractNumId w:val="2"/>
+  </w:num>
+  <w:num w:numId="2" w16cid:durableId="2023239490">
+    <w:abstractNumId w:val="3"/>
+  </w:num>
+  <w:num w:numId="3" w16cid:durableId="1185750292">
+    <w:abstractNumId w:val="1"/>
+  </w:num>
+  <w:num w:numId="4" w16cid:durableId="760102895">
     <w:abstractNumId w:val="0"/>
   </w:num>
 </w:numbering>
@@ -1865,7 +3618,6 @@
   <w:style w:type="character" w:default="1" w:styleId="Fuentedeprrafopredeter">
     <w:name w:val="Default Paragraph Font"/>
     <w:uiPriority w:val="1"/>
-    <w:semiHidden/>
     <w:unhideWhenUsed/>
   </w:style>
   <w:style w:type="table" w:default="1" w:styleId="Tablanormal">
